--- a/lesson-plans/2-الترتيب-الإلكتروني-النقطي.docx
+++ b/lesson-plans/2-الترتيب-الإلكتروني-النقطي.docx
@@ -1084,7 +1084,7 @@
                 <w:b w:val="0"/>
                 <w:sz w:val="26"/>
               </w:rPr>
-              <w:t>الكتاب المدرسي – البطاقات التشجيعية – الشاشة الذكية – الجدول الدوري</w:t>
+              <w:t>الكتاب المدرسي – البطاقات التشجيعية – الشاشة الذكية – الجدول الدوري – أوراق النشاط A4 (ابنِ رمزك بالملصقات) + ملصقات دائرية + الكتاب الحي (index.html)</w:t>
             </w:r>
           </w:p>
         </w:tc>
@@ -1224,7 +1224,7 @@
                 <w:b/>
                 <w:sz w:val="26"/>
               </w:rPr>
-              <w:t>لعبة النقاط المفقودة</w:t>
+              <w:t>لغز النقاط الغائبة</w:t>
             </w:r>
           </w:p>
         </w:tc>
@@ -1279,6 +1279,19 @@
                 <w:b w:val="0"/>
                 <w:sz w:val="26"/>
               </w:rPr>
+              <w:t>الأداة: رموز العناصر دون نقاط على السبورة (Na، Mg، Al، Cl)</w:t>
+            </w:r>
+          </w:p>
+          <w:p>
+            <w:pPr>
+              <w:bidi/>
+            </w:pPr>
+            <w:r>
+              <w:rPr>
+                <w:rFonts w:ascii="Arial" w:hAnsi="Arial" w:cs="Arial"/>
+                <w:b w:val="0"/>
+                <w:sz w:val="26"/>
+              </w:rPr>
               <w:t>يحقق الهدف المعرفي 2 والهدف الوجداني 1          الزمن: 5 د</w:t>
             </w:r>
           </w:p>
@@ -1301,7 +1314,7 @@
                 <w:b w:val="0"/>
                 <w:sz w:val="26"/>
               </w:rPr>
-              <w:t>أعرض على الطالبات رموز العناصر (Na، Mg، Al، Cl) دون نقاط، وأطلب من كل مجموعة تقدير عدد النقاط الممكنة لكل عنصر بالاعتماد على رقم المجموعة.</w:t>
+              <w:t>أعرض رموز العناصر دون نقاط، وأطلب من كل مجموعة تقدير عدد النقاط الممكنة لكل عنصر بالاعتماد على رقم المجموعة.</w:t>
             </w:r>
           </w:p>
           <w:p>
@@ -1314,7 +1327,7 @@
                 <w:b w:val="0"/>
                 <w:sz w:val="26"/>
               </w:rPr>
-              <w:t>ثم أكشف أن هذه النقاط هي إلكترونات التكافؤ، وأن هذا التمثيل ابتكره العالم جلبرت لويس.</w:t>
+              <w:t>ثم أكشف أن هذه النقاط هي إلكترونات التكافؤ، وأن هذا التمثيل يسمى الترتيب الإلكتروني النقطي، ابتكره جلبرت لويس.</w:t>
             </w:r>
           </w:p>
         </w:tc>
@@ -1393,7 +1406,7 @@
                 <w:b/>
                 <w:sz w:val="26"/>
               </w:rPr>
-              <w:t>خطوات كتابة الترتيب الإلكتروني النقطي</w:t>
+              <w:t>ابنِ رمزك بالملصقات</w:t>
             </w:r>
           </w:p>
         </w:tc>
@@ -1448,7 +1461,20 @@
                 <w:b w:val="0"/>
                 <w:sz w:val="26"/>
               </w:rPr>
-              <w:t>يحقق الهدف المعرفي 1، 2 والهدف المهاري 1          الزمن: 10 د</w:t>
+              <w:t>الأداة: ورقة النشاط A4 (PDF) + ملصقات دائرية</w:t>
+            </w:r>
+          </w:p>
+          <w:p>
+            <w:pPr>
+              <w:bidi/>
+            </w:pPr>
+            <w:r>
+              <w:rPr>
+                <w:rFonts w:ascii="Arial" w:hAnsi="Arial" w:cs="Arial"/>
+                <w:b w:val="0"/>
+                <w:sz w:val="26"/>
+              </w:rPr>
+              <w:t>يحقق الهدف المعرفي 1، 3 والهدف المهاري 1          الزمن: 5 د</w:t>
             </w:r>
           </w:p>
         </w:tc>
@@ -1470,7 +1496,7 @@
                 <w:b w:val="0"/>
                 <w:sz w:val="26"/>
               </w:rPr>
-              <w:t>أعرض خطوات كتابة التمثيل النقطي لذرة البريليوم (⁴Be): 1) أكتب التوزيع الإلكتروني حسب مستويات الطاقة الرئيسية (2,2)، 2) أحدد إلكترونات التكافؤ (تساوي 2)، 3) أكتب رمز العنصر وأمثل إلكترونات التكافؤ بنقاط حوله (Be).</w:t>
+              <w:t>تقرأ كل مجموعة الخطوات المكتوبة على الورقة: 1) ضعي ملصقًا واحدًا في كل جهة من الجهات الأربع حول الرمز، 2) إذا بقي إلكترون زائد فاقرنيه مع أحد الملصقات، 3) تحققي من العدد بالرجوع إلى رقم المجموعة.</w:t>
             </w:r>
           </w:p>
           <w:p>
@@ -1483,7 +1509,7 @@
                 <w:b w:val="0"/>
                 <w:sz w:val="26"/>
               </w:rPr>
-              <w:t>أوضح أن النقاط توضع أولًا منفردة في الجهات الأربع (أعلى، أسفل، يمين، يسار)، ثم تُقرن عند الحاجة. ثم تنفذ كل مجموعة الخطوات على ذرة الكربون (2,4).</w:t>
+              <w:t>أتجوّل وأسأل: لماذا نبدأ بالنقاط المفردة قبل الإقران؟</w:t>
             </w:r>
           </w:p>
         </w:tc>
@@ -1523,7 +1549,7 @@
                 <w:b/>
                 <w:sz w:val="26"/>
               </w:rPr>
-              <w:t>تمرين (2): إكمال الترتيب النقطي لعدد من الذرات</w:t>
+              <w:t>المختبر الحي: ضع نقاطك في مكانها</w:t>
             </w:r>
           </w:p>
         </w:tc>
@@ -1565,7 +1591,7 @@
                 <w:b w:val="0"/>
                 <w:sz w:val="26"/>
               </w:rPr>
-              <w:t>استراتيجية: (تحليل وتفسير البيانات، التعلم التعاوني)</w:t>
+              <w:t>استراتيجية: (التعلم الذاتي الرقمي والاستقصاء)</w:t>
             </w:r>
           </w:p>
           <w:p>
@@ -1578,7 +1604,20 @@
                 <w:b w:val="0"/>
                 <w:sz w:val="26"/>
               </w:rPr>
-              <w:t>يحقق الهدف المهاري 1، 2          الزمن: 10 د</w:t>
+              <w:t>الأداة: الكتاب الحي (index.html) – صفحات: نقاط حول رمز الذرة، اكتب الترتيب بنفسك</w:t>
+            </w:r>
+          </w:p>
+          <w:p>
+            <w:pPr>
+              <w:bidi/>
+            </w:pPr>
+            <w:r>
+              <w:rPr>
+                <w:rFonts w:ascii="Arial" w:hAnsi="Arial" w:cs="Arial"/>
+                <w:b w:val="0"/>
+                <w:sz w:val="26"/>
+              </w:rPr>
+              <w:t>يحقق الهدف المعرفي 2، 3          الزمن: 5 د</w:t>
             </w:r>
           </w:p>
         </w:tc>
@@ -1600,7 +1639,7 @@
                 <w:b w:val="0"/>
                 <w:sz w:val="26"/>
               </w:rPr>
-              <w:t>أطلب من المجموعات إكمال جدول (تمرين 2) للذرات K (2,8,8,1)، N (2,5)، C (2,4)، H (1): التوزيع حسب مستويات الطاقة، ثم التمثيل النقطي.</w:t>
+              <w:t>تكتب كل طالبة الترتيب النقطي بنفسها في الكتاب الحي للعناصر المعروضة، ثم تقارن إجابتها بالتغذية الراجعة.</w:t>
             </w:r>
           </w:p>
           <w:p>
@@ -1613,7 +1652,7 @@
                 <w:b w:val="0"/>
                 <w:sz w:val="26"/>
               </w:rPr>
-              <w:t>أناقش الحلول مع الطالبات، وأوجّههن لملاحظة أن ذرة النيتروجين تحتوي على زوج واحد من النقاط وثلاث نقاط مفردة، وأن ذرة الكربون تحتوي على أربع نقاط مفردة.</w:t>
+              <w:t>أوجّه الطالبات إلى تسجيل أي خطأ في موضع النقاط وتصحيحه مع زميلتها.</w:t>
             </w:r>
           </w:p>
         </w:tc>
@@ -1653,7 +1692,7 @@
                 <w:b/>
                 <w:sz w:val="26"/>
               </w:rPr>
-              <w:t>المحقق العلمي: عناصر المجموعة الواحدة</w:t>
+              <w:t>فريق الرسم: تمرين (2) في الدورة الثانية</w:t>
             </w:r>
           </w:p>
         </w:tc>
@@ -1695,7 +1734,7 @@
                 <w:b w:val="0"/>
                 <w:sz w:val="26"/>
               </w:rPr>
-              <w:t>استراتيجية: (المحقق العلمي، التعلم التعاوني)</w:t>
+              <w:t>استراتيجية: (تحليل البيانات، التعلم التعاوني)</w:t>
             </w:r>
           </w:p>
           <w:p>
@@ -1708,7 +1747,20 @@
                 <w:b w:val="0"/>
                 <w:sz w:val="26"/>
               </w:rPr>
-              <w:t>يحقق الهدف المعرفي 3 والهدف المهاري 2          الزمن: 10 د</w:t>
+              <w:t>الأداة: الكتاب المدرسي – تمرين (2) صفحة 108</w:t>
+            </w:r>
+          </w:p>
+          <w:p>
+            <w:pPr>
+              <w:bidi/>
+            </w:pPr>
+            <w:r>
+              <w:rPr>
+                <w:rFonts w:ascii="Arial" w:hAnsi="Arial" w:cs="Arial"/>
+                <w:b w:val="0"/>
+                <w:sz w:val="26"/>
+              </w:rPr>
+              <w:t>يحقق الهدف المهاري 1، 2          الزمن: 10 د</w:t>
             </w:r>
           </w:p>
         </w:tc>
@@ -1730,7 +1782,7 @@
                 <w:b w:val="0"/>
                 <w:sz w:val="26"/>
               </w:rPr>
-              <w:t>أطلب من كل مجموعة رسم التمثيل النقطي للعناصر Li وNa وK ومقارنة عدد النقاط وموقعها، ثم استنتاج العلاقة بين رقم المجموعة وعدد النقاط.</w:t>
+              <w:t>أطلب من المجموعات إكمال جدول تمرين (2) للعناصر K (2,8,8,1)، وN (2,5)، وC (2,4)، وH (1): التوزيع حسب مستويات الطاقة، ثم الترتيب النقطي.</w:t>
             </w:r>
           </w:p>
           <w:p>
@@ -1743,7 +1795,150 @@
                 <w:b w:val="0"/>
                 <w:sz w:val="26"/>
               </w:rPr>
-              <w:t>أوجّه المجموعات إلى أن عناصر المجموعة الواحدة لها عدد متساوٍ من النقاط، وأن ذلك يفسّر تشابه خواصها الكيميائية.</w:t>
+              <w:t>أناقش الحلول، وأوجّه الطالبات لملاحظة أن N فيه زوج واحد وثلاث نقاط مفردة، وأن C فيه أربع نقاط مفردة.</w:t>
+            </w:r>
+          </w:p>
+        </w:tc>
+      </w:tr>
+    </w:tbl>
+    <w:p>
+      <w:pPr>
+        <w:bidi/>
+      </w:pPr>
+    </w:p>
+    <w:tbl>
+      <w:tblPr>
+        <w:tblStyle w:val="TableGrid"/>
+        <w:tblW w:type="auto" w:w="0"/>
+        <w:tblLayout w:type="fixed"/>
+        <w:tblLook w:firstColumn="1" w:firstRow="1" w:lastColumn="0" w:lastRow="0" w:noHBand="0" w:noVBand="1" w:val="04A0"/>
+        <w:bidiVisual/>
+      </w:tblPr>
+      <w:tblGrid>
+        <w:gridCol w:w="4513"/>
+        <w:gridCol w:w="4513"/>
+      </w:tblGrid>
+      <w:tr>
+        <w:tc>
+          <w:tcPr>
+            <w:tcW w:type="dxa" w:w="7087"/>
+            <w:shd w:val="clear" w:color="auto" w:fill="FAE2D5"/>
+          </w:tcPr>
+          <w:p>
+            <w:pPr>
+              <w:bidi/>
+            </w:pPr>
+            <w:r/>
+            <w:r>
+              <w:rPr>
+                <w:rFonts w:ascii="Arial" w:hAnsi="Arial" w:cs="Arial"/>
+                <w:b/>
+                <w:sz w:val="26"/>
+              </w:rPr>
+              <w:t>توائم المجموعة: Li وNa وK</w:t>
+            </w:r>
+          </w:p>
+        </w:tc>
+        <w:tc>
+          <w:tcPr>
+            <w:tcW w:type="dxa" w:w="2268"/>
+            <w:shd w:val="clear" w:color="auto" w:fill="FAE2D5"/>
+          </w:tcPr>
+          <w:p>
+            <w:pPr>
+              <w:bidi/>
+            </w:pPr>
+            <w:r/>
+            <w:r>
+              <w:rPr>
+                <w:rFonts w:ascii="Arial" w:hAnsi="Arial" w:cs="Arial"/>
+                <w:b/>
+                <w:sz w:val="26"/>
+              </w:rPr>
+              <w:t>النشاط رقم 5</w:t>
+            </w:r>
+          </w:p>
+        </w:tc>
+      </w:tr>
+      <w:tr>
+        <w:tc>
+          <w:tcPr>
+            <w:tcW w:type="dxa" w:w="9355"/>
+            <w:gridSpan w:val="2"/>
+          </w:tcPr>
+          <w:p>
+            <w:pPr>
+              <w:bidi/>
+            </w:pPr>
+            <w:r/>
+            <w:r>
+              <w:rPr>
+                <w:rFonts w:ascii="Arial" w:hAnsi="Arial" w:cs="Arial"/>
+                <w:b w:val="0"/>
+                <w:sz w:val="26"/>
+              </w:rPr>
+              <w:t>استراتيجية: (المحقق العلمي، التعلم التعاوني)</w:t>
+            </w:r>
+          </w:p>
+          <w:p>
+            <w:pPr>
+              <w:bidi/>
+            </w:pPr>
+            <w:r>
+              <w:rPr>
+                <w:rFonts w:ascii="Arial" w:hAnsi="Arial" w:cs="Arial"/>
+                <w:b w:val="0"/>
+                <w:sz w:val="26"/>
+              </w:rPr>
+              <w:t>الأداة: ورقة النشاط والجدول الدوري</w:t>
+            </w:r>
+          </w:p>
+          <w:p>
+            <w:pPr>
+              <w:bidi/>
+            </w:pPr>
+            <w:r>
+              <w:rPr>
+                <w:rFonts w:ascii="Arial" w:hAnsi="Arial" w:cs="Arial"/>
+                <w:b w:val="0"/>
+                <w:sz w:val="26"/>
+              </w:rPr>
+              <w:t>يحقق الهدف المعرفي 3 والهدف المهاري 2          الزمن: 10 د</w:t>
+            </w:r>
+          </w:p>
+        </w:tc>
+      </w:tr>
+      <w:tr>
+        <w:tc>
+          <w:tcPr>
+            <w:tcW w:type="dxa" w:w="9355"/>
+            <w:gridSpan w:val="2"/>
+          </w:tcPr>
+          <w:p>
+            <w:pPr>
+              <w:bidi/>
+            </w:pPr>
+            <w:r/>
+            <w:r>
+              <w:rPr>
+                <w:rFonts w:ascii="Arial" w:hAnsi="Arial" w:cs="Arial"/>
+                <w:b w:val="0"/>
+                <w:sz w:val="26"/>
+              </w:rPr>
+              <w:t>تمثل كل مجموعة الترتيب النقطي للعناصر Li وNa وK، وتقارن عدد النقاط وموقعها، ثم تكتب العلاقة بين رقم المجموعة وعدد النقاط.</w:t>
+            </w:r>
+          </w:p>
+          <w:p>
+            <w:pPr>
+              <w:bidi/>
+            </w:pPr>
+            <w:r>
+              <w:rPr>
+                <w:rFonts w:ascii="Arial" w:hAnsi="Arial" w:cs="Arial"/>
+                <w:b w:val="0"/>
+                <w:sz w:val="26"/>
+              </w:rPr>
+              <w:t>أوجّه المجموعات لاستنتاج أن عناصر المجموعة الواحدة لها عدد متساوٍ من النقاط، وأن ذلك يفسّر تشابه خواصها الكيميائية.</w:t>
             </w:r>
           </w:p>
         </w:tc>
@@ -1842,7 +2037,7 @@
                 <w:b w:val="0"/>
                 <w:sz w:val="26"/>
               </w:rPr>
-              <w:t>أطلب من كل مجموعة إكمال التمثيل النقطي للعناصر S (2,8,6) وCa (2,8,8,2) وMg (2,8,2) مع ذكر عدد إلكترونات التكافؤ.</w:t>
+              <w:t>أطلب من كل مجموعة إكمال التمثيل النقطي للعناصر S (2,8,6)، وCa (2,8,8,2)، وMg (2,8,2) مع ذكر عدد إلكترونات التكافؤ.</w:t>
             </w:r>
           </w:p>
           <w:p>
@@ -1906,7 +2101,7 @@
                 <w:b w:val="0"/>
                 <w:sz w:val="26"/>
               </w:rPr>
-              <w:t>التقويم اللاصفي: حل تمرين الكتاب صفحة 110 ومراجعة الحلول مع المجموعة.</w:t>
+              <w:t>التقويم اللاصفي: حل تمرين (2) صفحة 110 من كتاب الطالب ومراجعته مع المجموعة.</w:t>
             </w:r>
           </w:p>
         </w:tc>

--- a/lesson-plans/2-الترتيب-الإلكتروني-النقطي.docx
+++ b/lesson-plans/2-الترتيب-الإلكتروني-النقطي.docx
@@ -660,7 +660,6 @@
         <w:tblW w:type="auto" w:w="0"/>
         <w:tblLayout w:type="fixed"/>
         <w:tblLook w:firstColumn="1" w:firstRow="1" w:lastColumn="0" w:lastRow="0" w:noHBand="0" w:noVBand="1" w:val="04A0"/>
-        <w:bidiVisual/>
       </w:tblPr>
       <w:tblGrid>
         <w:gridCol w:w="4513"/>
@@ -678,9 +677,9 @@
             <w:r/>
             <w:r>
               <w:rPr>
-                <w:rFonts w:ascii="Arial" w:hAnsi="Arial" w:cs="Arial"/>
+                <w:rFonts w:ascii="Times New Roman" w:hAnsi="Times New Roman" w:cs="Times New Roman"/>
                 <w:b w:val="0"/>
-                <w:sz w:val="26"/>
+                <w:sz w:val="28"/>
               </w:rPr>
               <w:t>الروابط الكيميائية</w:t>
             </w:r>
@@ -698,9 +697,9 @@
             <w:r/>
             <w:r>
               <w:rPr>
-                <w:rFonts w:ascii="Arial" w:hAnsi="Arial" w:cs="Arial"/>
+                <w:rFonts w:ascii="Times New Roman" w:hAnsi="Times New Roman" w:cs="Times New Roman"/>
                 <w:b/>
-                <w:sz w:val="26"/>
+                <w:sz w:val="28"/>
               </w:rPr>
               <w:t>الوحدة</w:t>
             </w:r>
@@ -719,9 +718,9 @@
             <w:r/>
             <w:r>
               <w:rPr>
-                <w:rFonts w:ascii="Arial" w:hAnsi="Arial" w:cs="Arial"/>
+                <w:rFonts w:ascii="Times New Roman" w:hAnsi="Times New Roman" w:cs="Times New Roman"/>
                 <w:b w:val="0"/>
-                <w:sz w:val="26"/>
+                <w:sz w:val="28"/>
               </w:rPr>
               <w:t>الرابطة الأيونية والمركبات الأيونية</w:t>
             </w:r>
@@ -739,9 +738,9 @@
             <w:r/>
             <w:r>
               <w:rPr>
-                <w:rFonts w:ascii="Arial" w:hAnsi="Arial" w:cs="Arial"/>
+                <w:rFonts w:ascii="Times New Roman" w:hAnsi="Times New Roman" w:cs="Times New Roman"/>
                 <w:b/>
-                <w:sz w:val="26"/>
+                <w:sz w:val="28"/>
               </w:rPr>
               <w:t>الفصل</w:t>
             </w:r>
@@ -760,9 +759,9 @@
             <w:r/>
             <w:r>
               <w:rPr>
-                <w:rFonts w:ascii="Arial" w:hAnsi="Arial" w:cs="Arial"/>
+                <w:rFonts w:ascii="Times New Roman" w:hAnsi="Times New Roman" w:cs="Times New Roman"/>
                 <w:b w:val="0"/>
-                <w:sz w:val="26"/>
+                <w:sz w:val="28"/>
               </w:rPr>
               <w:t>الترتيب الإلكتروني (الترتيب الإلكتروني النقطي)</w:t>
             </w:r>
@@ -780,9 +779,9 @@
             <w:r/>
             <w:r>
               <w:rPr>
-                <w:rFonts w:ascii="Arial" w:hAnsi="Arial" w:cs="Arial"/>
+                <w:rFonts w:ascii="Times New Roman" w:hAnsi="Times New Roman" w:cs="Times New Roman"/>
                 <w:b/>
-                <w:sz w:val="26"/>
+                <w:sz w:val="28"/>
               </w:rPr>
               <w:t>الدرس</w:t>
             </w:r>
@@ -801,7 +800,6 @@
         <w:tblW w:type="auto" w:w="0"/>
         <w:tblLayout w:type="fixed"/>
         <w:tblLook w:firstColumn="1" w:firstRow="1" w:lastColumn="0" w:lastRow="0" w:noHBand="0" w:noVBand="1" w:val="04A0"/>
-        <w:bidiVisual/>
       </w:tblPr>
       <w:tblGrid>
         <w:gridCol w:w="4513"/>
@@ -820,9 +818,9 @@
             <w:r/>
             <w:r>
               <w:rPr>
-                <w:rFonts w:ascii="Arial" w:hAnsi="Arial" w:cs="Arial"/>
+                <w:rFonts w:ascii="Times New Roman" w:hAnsi="Times New Roman" w:cs="Times New Roman"/>
                 <w:b/>
-                <w:sz w:val="26"/>
+                <w:sz w:val="28"/>
               </w:rPr>
               <w:t>الأهداف السلوكية:</w:t>
             </w:r>
@@ -840,9 +838,9 @@
             <w:r/>
             <w:r>
               <w:rPr>
-                <w:rFonts w:ascii="Arial" w:hAnsi="Arial" w:cs="Arial"/>
+                <w:rFonts w:ascii="Times New Roman" w:hAnsi="Times New Roman" w:cs="Times New Roman"/>
                 <w:b/>
-                <w:sz w:val="26"/>
+                <w:sz w:val="28"/>
               </w:rPr>
               <w:t>بعد الانتهاء من الدرس ستكون المتعلمة قادرة على أن:</w:t>
             </w:r>
@@ -862,9 +860,9 @@
             <w:r/>
             <w:r>
               <w:rPr>
-                <w:rFonts w:ascii="Arial" w:hAnsi="Arial" w:cs="Arial"/>
+                <w:rFonts w:ascii="Times New Roman" w:hAnsi="Times New Roman" w:cs="Times New Roman"/>
                 <w:b/>
-                <w:sz w:val="26"/>
+                <w:sz w:val="28"/>
               </w:rPr>
               <w:t>الأهداف المعرفية:</w:t>
             </w:r>
@@ -881,50 +879,50 @@
             <w:r/>
             <w:r>
               <w:rPr>
-                <w:rFonts w:ascii="Arial" w:hAnsi="Arial" w:cs="Arial"/>
+                <w:rFonts w:ascii="Times New Roman" w:hAnsi="Times New Roman" w:cs="Times New Roman"/>
                 <w:b w:val="0"/>
-                <w:sz w:val="26"/>
-              </w:rPr>
-              <w:t>1. تعرّف الترتيب الإلكتروني النقطي (تمثيل لويس) بأنه الأشكال التي توضح إلكترونات التكافؤ في صورة نقاط حول رمز العنصر.</w:t>
-            </w:r>
-          </w:p>
-          <w:p>
-            <w:pPr>
-              <w:bidi/>
-            </w:pPr>
-            <w:r>
-              <w:rPr>
-                <w:rFonts w:ascii="Arial" w:hAnsi="Arial" w:cs="Arial"/>
+                <w:sz w:val="28"/>
+              </w:rPr>
+              <w:t>١. تعرّف الترتيب الإلكتروني النقطي (تمثيل لويس) بأنه الأشكال التي توضح إلكترونات التكافؤ في صورة نقاط حول رمز العنصر.</w:t>
+            </w:r>
+          </w:p>
+          <w:p>
+            <w:pPr>
+              <w:bidi/>
+            </w:pPr>
+            <w:r>
+              <w:rPr>
+                <w:rFonts w:ascii="Times New Roman" w:hAnsi="Times New Roman" w:cs="Times New Roman"/>
                 <w:b w:val="0"/>
-                <w:sz w:val="26"/>
-              </w:rPr>
-              <w:t>2. تكتب الترتيب الإلكتروني النقطي لعناصر الدورتين الثانية والثالثة.</w:t>
-            </w:r>
-          </w:p>
-          <w:p>
-            <w:pPr>
-              <w:bidi/>
-            </w:pPr>
-            <w:r>
-              <w:rPr>
-                <w:rFonts w:ascii="Arial" w:hAnsi="Arial" w:cs="Arial"/>
+                <w:sz w:val="28"/>
+              </w:rPr>
+              <w:t>٢. تكتب الترتيب الإلكتروني النقطي لعناصر الدورتين الثانية والثالثة.</w:t>
+            </w:r>
+          </w:p>
+          <w:p>
+            <w:pPr>
+              <w:bidi/>
+            </w:pPr>
+            <w:r>
+              <w:rPr>
+                <w:rFonts w:ascii="Times New Roman" w:hAnsi="Times New Roman" w:cs="Times New Roman"/>
                 <w:b w:val="0"/>
-                <w:sz w:val="26"/>
-              </w:rPr>
-              <w:t>3. تحدد عدد النقاط حول رمز العنصر بالاعتماد على عدد إلكترونات التكافؤ.</w:t>
-            </w:r>
-          </w:p>
-          <w:p>
-            <w:pPr>
-              <w:bidi/>
-            </w:pPr>
-            <w:r>
-              <w:rPr>
-                <w:rFonts w:ascii="Arial" w:hAnsi="Arial" w:cs="Arial"/>
+                <w:sz w:val="28"/>
+              </w:rPr>
+              <w:t>٣. تحدد عدد النقاط حول رمز العنصر بالاعتماد على عدد إلكترونات التكافؤ.</w:t>
+            </w:r>
+          </w:p>
+          <w:p>
+            <w:pPr>
+              <w:bidi/>
+            </w:pPr>
+            <w:r>
+              <w:rPr>
+                <w:rFonts w:ascii="Times New Roman" w:hAnsi="Times New Roman" w:cs="Times New Roman"/>
                 <w:b w:val="0"/>
-                <w:sz w:val="26"/>
-              </w:rPr>
-              <w:t>4. تحدد طريقة وضع النقاط حول رمز العنصر (النقاط المفردة أولًا ثم الإقران).</w:t>
+                <w:sz w:val="28"/>
+              </w:rPr>
+              <w:t>٤. تحدد طريقة وضع النقاط حول رمز العنصر (النقاط المفردة أولًا ثم الإقران).</w:t>
             </w:r>
           </w:p>
         </w:tc>
@@ -942,9 +940,9 @@
             <w:r/>
             <w:r>
               <w:rPr>
-                <w:rFonts w:ascii="Arial" w:hAnsi="Arial" w:cs="Arial"/>
+                <w:rFonts w:ascii="Times New Roman" w:hAnsi="Times New Roman" w:cs="Times New Roman"/>
                 <w:b/>
-                <w:sz w:val="26"/>
+                <w:sz w:val="28"/>
               </w:rPr>
               <w:t>الأهداف المهارية:</w:t>
             </w:r>
@@ -961,24 +959,24 @@
             <w:r/>
             <w:r>
               <w:rPr>
-                <w:rFonts w:ascii="Arial" w:hAnsi="Arial" w:cs="Arial"/>
+                <w:rFonts w:ascii="Times New Roman" w:hAnsi="Times New Roman" w:cs="Times New Roman"/>
                 <w:b w:val="0"/>
-                <w:sz w:val="26"/>
-              </w:rPr>
-              <w:t>1. تطوّر نموذجًا لكتابة الترتيب الإلكتروني النقطي لعنصر البريليوم واستخدامه.</w:t>
-            </w:r>
-          </w:p>
-          <w:p>
-            <w:pPr>
-              <w:bidi/>
-            </w:pPr>
-            <w:r>
-              <w:rPr>
-                <w:rFonts w:ascii="Arial" w:hAnsi="Arial" w:cs="Arial"/>
+                <w:sz w:val="28"/>
+              </w:rPr>
+              <w:t>١. تطوّر نموذجًا لكتابة الترتيب الإلكتروني النقطي لعنصر البريليوم واستخدامه.</w:t>
+            </w:r>
+          </w:p>
+          <w:p>
+            <w:pPr>
+              <w:bidi/>
+            </w:pPr>
+            <w:r>
+              <w:rPr>
+                <w:rFonts w:ascii="Times New Roman" w:hAnsi="Times New Roman" w:cs="Times New Roman"/>
                 <w:b w:val="0"/>
-                <w:sz w:val="26"/>
-              </w:rPr>
-              <w:t>2. تقارن بين الترتيب النقطي لعناصر المجموعة الواحدة (Li، Na، K).</w:t>
+                <w:sz w:val="28"/>
+              </w:rPr>
+              <w:t>٢. تقارن بين الترتيب النقطي لعناصر المجموعة الواحدة (Li، Na، K).</w:t>
             </w:r>
           </w:p>
         </w:tc>
@@ -996,9 +994,9 @@
             <w:r/>
             <w:r>
               <w:rPr>
-                <w:rFonts w:ascii="Arial" w:hAnsi="Arial" w:cs="Arial"/>
+                <w:rFonts w:ascii="Times New Roman" w:hAnsi="Times New Roman" w:cs="Times New Roman"/>
                 <w:b/>
-                <w:sz w:val="26"/>
+                <w:sz w:val="28"/>
               </w:rPr>
               <w:t>الأهداف الوجدانية:</w:t>
             </w:r>
@@ -1015,37 +1013,37 @@
             <w:r/>
             <w:r>
               <w:rPr>
-                <w:rFonts w:ascii="Arial" w:hAnsi="Arial" w:cs="Arial"/>
+                <w:rFonts w:ascii="Times New Roman" w:hAnsi="Times New Roman" w:cs="Times New Roman"/>
                 <w:b w:val="0"/>
-                <w:sz w:val="26"/>
-              </w:rPr>
-              <w:t>1. تقدّر إسهام العالم جلبرت لويس في تطوير مفاهيم الرابطة الكيميائية.</w:t>
-            </w:r>
-          </w:p>
-          <w:p>
-            <w:pPr>
-              <w:bidi/>
-            </w:pPr>
-            <w:r>
-              <w:rPr>
-                <w:rFonts w:ascii="Arial" w:hAnsi="Arial" w:cs="Arial"/>
+                <w:sz w:val="28"/>
+              </w:rPr>
+              <w:t>١. تقدّر إسهام العالم جلبرت لويس في تطوير مفاهيم الرابطة الكيميائية.</w:t>
+            </w:r>
+          </w:p>
+          <w:p>
+            <w:pPr>
+              <w:bidi/>
+            </w:pPr>
+            <w:r>
+              <w:rPr>
+                <w:rFonts w:ascii="Times New Roman" w:hAnsi="Times New Roman" w:cs="Times New Roman"/>
                 <w:b w:val="0"/>
-                <w:sz w:val="26"/>
-              </w:rPr>
-              <w:t>2. تحترم أدوار زميلاتها في المجموعة عند تنفيذ النشاط.</w:t>
-            </w:r>
-          </w:p>
-          <w:p>
-            <w:pPr>
-              <w:bidi/>
-            </w:pPr>
-            <w:r>
-              <w:rPr>
-                <w:rFonts w:ascii="Arial" w:hAnsi="Arial" w:cs="Arial"/>
+                <w:sz w:val="28"/>
+              </w:rPr>
+              <w:t>٢. تحترم أدوار زميلاتها في المجموعة عند تنفيذ النشاط.</w:t>
+            </w:r>
+          </w:p>
+          <w:p>
+            <w:pPr>
+              <w:bidi/>
+            </w:pPr>
+            <w:r>
+              <w:rPr>
+                <w:rFonts w:ascii="Times New Roman" w:hAnsi="Times New Roman" w:cs="Times New Roman"/>
                 <w:b w:val="0"/>
-                <w:sz w:val="26"/>
-              </w:rPr>
-              <w:t>3. تبدي اهتمامًا بدقة الرسم والتمثيل العلمي.</w:t>
+                <w:sz w:val="28"/>
+              </w:rPr>
+              <w:t>٣. تبدي اهتمامًا بدقة الرسم والتمثيل العلمي.</w:t>
             </w:r>
           </w:p>
         </w:tc>
@@ -1062,7 +1060,6 @@
         <w:tblW w:type="auto" w:w="0"/>
         <w:tblLayout w:type="fixed"/>
         <w:tblLook w:firstColumn="1" w:firstRow="1" w:lastColumn="0" w:lastRow="0" w:noHBand="0" w:noVBand="1" w:val="04A0"/>
-        <w:bidiVisual/>
       </w:tblPr>
       <w:tblGrid>
         <w:gridCol w:w="4513"/>
@@ -1080,9 +1077,9 @@
             <w:r/>
             <w:r>
               <w:rPr>
-                <w:rFonts w:ascii="Arial" w:hAnsi="Arial" w:cs="Arial"/>
+                <w:rFonts w:ascii="Times New Roman" w:hAnsi="Times New Roman" w:cs="Times New Roman"/>
                 <w:b w:val="0"/>
-                <w:sz w:val="26"/>
+                <w:sz w:val="28"/>
               </w:rPr>
               <w:t>الكتاب المدرسي – البطاقات التشجيعية – الشاشة الذكية – الجدول الدوري – أوراق النشاط A4 (ابنِ رمزك بالملصقات) + ملصقات دائرية + الكتاب الحي (index.html)</w:t>
             </w:r>
@@ -1100,9 +1097,9 @@
             <w:r/>
             <w:r>
               <w:rPr>
-                <w:rFonts w:ascii="Arial" w:hAnsi="Arial" w:cs="Arial"/>
+                <w:rFonts w:ascii="Times New Roman" w:hAnsi="Times New Roman" w:cs="Times New Roman"/>
                 <w:b/>
-                <w:sz w:val="26"/>
+                <w:sz w:val="28"/>
               </w:rPr>
               <w:t>الوسائل التعليمية:</w:t>
             </w:r>
@@ -1121,9 +1118,9 @@
             <w:r/>
             <w:r>
               <w:rPr>
-                <w:rFonts w:ascii="Arial" w:hAnsi="Arial" w:cs="Arial"/>
+                <w:rFonts w:ascii="Times New Roman" w:hAnsi="Times New Roman" w:cs="Times New Roman"/>
                 <w:b w:val="0"/>
-                <w:sz w:val="26"/>
+                <w:sz w:val="28"/>
               </w:rPr>
               <w:t>مجموعات من 4-5 متعلمات على شكل حرف U</w:t>
             </w:r>
@@ -1141,9 +1138,9 @@
             <w:r/>
             <w:r>
               <w:rPr>
-                <w:rFonts w:ascii="Arial" w:hAnsi="Arial" w:cs="Arial"/>
+                <w:rFonts w:ascii="Times New Roman" w:hAnsi="Times New Roman" w:cs="Times New Roman"/>
                 <w:b/>
-                <w:sz w:val="26"/>
+                <w:sz w:val="28"/>
               </w:rPr>
               <w:t>نظام الجلسة:</w:t>
             </w:r>
@@ -1162,7 +1159,6 @@
         <w:tblW w:type="auto" w:w="0"/>
         <w:tblLayout w:type="fixed"/>
         <w:tblLook w:firstColumn="1" w:firstRow="1" w:lastColumn="0" w:lastRow="0" w:noHBand="0" w:noVBand="1" w:val="04A0"/>
-        <w:bidiVisual/>
       </w:tblPr>
       <w:tblGrid>
         <w:gridCol w:w="9026"/>
@@ -1180,7 +1176,7 @@
             <w:r/>
             <w:r>
               <w:rPr>
-                <w:rFonts w:ascii="Arial" w:hAnsi="Arial" w:cs="Arial"/>
+                <w:rFonts w:ascii="Times New Roman" w:hAnsi="Times New Roman" w:cs="Times New Roman"/>
                 <w:b/>
                 <w:sz w:val="28"/>
               </w:rPr>
@@ -1201,7 +1197,6 @@
         <w:tblW w:type="auto" w:w="0"/>
         <w:tblLayout w:type="fixed"/>
         <w:tblLook w:firstColumn="1" w:firstRow="1" w:lastColumn="0" w:lastRow="0" w:noHBand="0" w:noVBand="1" w:val="04A0"/>
-        <w:bidiVisual/>
       </w:tblPr>
       <w:tblGrid>
         <w:gridCol w:w="4513"/>
@@ -1220,9 +1215,9 @@
             <w:r/>
             <w:r>
               <w:rPr>
-                <w:rFonts w:ascii="Arial" w:hAnsi="Arial" w:cs="Arial"/>
+                <w:rFonts w:ascii="Times New Roman" w:hAnsi="Times New Roman" w:cs="Times New Roman"/>
                 <w:b/>
-                <w:sz w:val="26"/>
+                <w:sz w:val="28"/>
               </w:rPr>
               <w:t>لغز النقاط الغائبة</w:t>
             </w:r>
@@ -1240,9 +1235,9 @@
             <w:r/>
             <w:r>
               <w:rPr>
-                <w:rFonts w:ascii="Arial" w:hAnsi="Arial" w:cs="Arial"/>
+                <w:rFonts w:ascii="Times New Roman" w:hAnsi="Times New Roman" w:cs="Times New Roman"/>
                 <w:b/>
-                <w:sz w:val="26"/>
+                <w:sz w:val="28"/>
               </w:rPr>
               <w:t>النشاط رقم 1</w:t>
             </w:r>
@@ -1262,9 +1257,9 @@
             <w:r/>
             <w:r>
               <w:rPr>
-                <w:rFonts w:ascii="Arial" w:hAnsi="Arial" w:cs="Arial"/>
+                <w:rFonts w:ascii="Times New Roman" w:hAnsi="Times New Roman" w:cs="Times New Roman"/>
                 <w:b w:val="0"/>
-                <w:sz w:val="26"/>
+                <w:sz w:val="28"/>
               </w:rPr>
               <w:t>استراتيجية: (التعلم باللعب والاستقصاء)</w:t>
             </w:r>
@@ -1275,9 +1270,9 @@
             </w:pPr>
             <w:r>
               <w:rPr>
-                <w:rFonts w:ascii="Arial" w:hAnsi="Arial" w:cs="Arial"/>
+                <w:rFonts w:ascii="Times New Roman" w:hAnsi="Times New Roman" w:cs="Times New Roman"/>
                 <w:b w:val="0"/>
-                <w:sz w:val="26"/>
+                <w:sz w:val="28"/>
               </w:rPr>
               <w:t>الأداة: رموز العناصر دون نقاط على السبورة (Na، Mg، Al، Cl)</w:t>
             </w:r>
@@ -1288,9 +1283,9 @@
             </w:pPr>
             <w:r>
               <w:rPr>
-                <w:rFonts w:ascii="Arial" w:hAnsi="Arial" w:cs="Arial"/>
+                <w:rFonts w:ascii="Times New Roman" w:hAnsi="Times New Roman" w:cs="Times New Roman"/>
                 <w:b w:val="0"/>
-                <w:sz w:val="26"/>
+                <w:sz w:val="28"/>
               </w:rPr>
               <w:t>يحقق الهدف المعرفي 2 والهدف الوجداني 1          الزمن: 5 د</w:t>
             </w:r>
@@ -1310,9 +1305,9 @@
             <w:r/>
             <w:r>
               <w:rPr>
-                <w:rFonts w:ascii="Arial" w:hAnsi="Arial" w:cs="Arial"/>
+                <w:rFonts w:ascii="Times New Roman" w:hAnsi="Times New Roman" w:cs="Times New Roman"/>
                 <w:b w:val="0"/>
-                <w:sz w:val="26"/>
+                <w:sz w:val="28"/>
               </w:rPr>
               <w:t>أعرض رموز العناصر دون نقاط، وأطلب من كل مجموعة تقدير عدد النقاط الممكنة لكل عنصر بالاعتماد على رقم المجموعة.</w:t>
             </w:r>
@@ -1323,9 +1318,9 @@
             </w:pPr>
             <w:r>
               <w:rPr>
-                <w:rFonts w:ascii="Arial" w:hAnsi="Arial" w:cs="Arial"/>
+                <w:rFonts w:ascii="Times New Roman" w:hAnsi="Times New Roman" w:cs="Times New Roman"/>
                 <w:b w:val="0"/>
-                <w:sz w:val="26"/>
+                <w:sz w:val="28"/>
               </w:rPr>
               <w:t>ثم أكشف أن هذه النقاط هي إلكترونات التكافؤ، وأن هذا التمثيل يسمى الترتيب الإلكتروني النقطي، ابتكره جلبرت لويس.</w:t>
             </w:r>
@@ -1344,7 +1339,6 @@
         <w:tblW w:type="auto" w:w="0"/>
         <w:tblLayout w:type="fixed"/>
         <w:tblLook w:firstColumn="1" w:firstRow="1" w:lastColumn="0" w:lastRow="0" w:noHBand="0" w:noVBand="1" w:val="04A0"/>
-        <w:bidiVisual/>
       </w:tblPr>
       <w:tblGrid>
         <w:gridCol w:w="9026"/>
@@ -1362,7 +1356,7 @@
             <w:r/>
             <w:r>
               <w:rPr>
-                <w:rFonts w:ascii="Arial" w:hAnsi="Arial" w:cs="Arial"/>
+                <w:rFonts w:ascii="Times New Roman" w:hAnsi="Times New Roman" w:cs="Times New Roman"/>
                 <w:b/>
                 <w:sz w:val="28"/>
               </w:rPr>
@@ -1383,7 +1377,6 @@
         <w:tblW w:type="auto" w:w="0"/>
         <w:tblLayout w:type="fixed"/>
         <w:tblLook w:firstColumn="1" w:firstRow="1" w:lastColumn="0" w:lastRow="0" w:noHBand="0" w:noVBand="1" w:val="04A0"/>
-        <w:bidiVisual/>
       </w:tblPr>
       <w:tblGrid>
         <w:gridCol w:w="4513"/>
@@ -1402,9 +1395,9 @@
             <w:r/>
             <w:r>
               <w:rPr>
-                <w:rFonts w:ascii="Arial" w:hAnsi="Arial" w:cs="Arial"/>
+                <w:rFonts w:ascii="Times New Roman" w:hAnsi="Times New Roman" w:cs="Times New Roman"/>
                 <w:b/>
-                <w:sz w:val="26"/>
+                <w:sz w:val="28"/>
               </w:rPr>
               <w:t>ابنِ رمزك بالملصقات</w:t>
             </w:r>
@@ -1422,9 +1415,9 @@
             <w:r/>
             <w:r>
               <w:rPr>
-                <w:rFonts w:ascii="Arial" w:hAnsi="Arial" w:cs="Arial"/>
+                <w:rFonts w:ascii="Times New Roman" w:hAnsi="Times New Roman" w:cs="Times New Roman"/>
                 <w:b/>
-                <w:sz w:val="26"/>
+                <w:sz w:val="28"/>
               </w:rPr>
               <w:t>النشاط رقم 2</w:t>
             </w:r>
@@ -1444,9 +1437,9 @@
             <w:r/>
             <w:r>
               <w:rPr>
-                <w:rFonts w:ascii="Arial" w:hAnsi="Arial" w:cs="Arial"/>
+                <w:rFonts w:ascii="Times New Roman" w:hAnsi="Times New Roman" w:cs="Times New Roman"/>
                 <w:b w:val="0"/>
-                <w:sz w:val="26"/>
+                <w:sz w:val="28"/>
               </w:rPr>
               <w:t>استراتيجية: (النمذجة، تطوير النماذج واستخدامها)</w:t>
             </w:r>
@@ -1457,9 +1450,9 @@
             </w:pPr>
             <w:r>
               <w:rPr>
-                <w:rFonts w:ascii="Arial" w:hAnsi="Arial" w:cs="Arial"/>
+                <w:rFonts w:ascii="Times New Roman" w:hAnsi="Times New Roman" w:cs="Times New Roman"/>
                 <w:b w:val="0"/>
-                <w:sz w:val="26"/>
+                <w:sz w:val="28"/>
               </w:rPr>
               <w:t>الأداة: ورقة النشاط A4 (PDF) + ملصقات دائرية</w:t>
             </w:r>
@@ -1470,9 +1463,9 @@
             </w:pPr>
             <w:r>
               <w:rPr>
-                <w:rFonts w:ascii="Arial" w:hAnsi="Arial" w:cs="Arial"/>
+                <w:rFonts w:ascii="Times New Roman" w:hAnsi="Times New Roman" w:cs="Times New Roman"/>
                 <w:b w:val="0"/>
-                <w:sz w:val="26"/>
+                <w:sz w:val="28"/>
               </w:rPr>
               <w:t>يحقق الهدف المعرفي 1، 3 والهدف المهاري 1          الزمن: 5 د</w:t>
             </w:r>
@@ -1492,9 +1485,9 @@
             <w:r/>
             <w:r>
               <w:rPr>
-                <w:rFonts w:ascii="Arial" w:hAnsi="Arial" w:cs="Arial"/>
+                <w:rFonts w:ascii="Times New Roman" w:hAnsi="Times New Roman" w:cs="Times New Roman"/>
                 <w:b w:val="0"/>
-                <w:sz w:val="26"/>
+                <w:sz w:val="28"/>
               </w:rPr>
               <w:t>تقرأ كل مجموعة الخطوات المكتوبة على الورقة: 1) ضعي ملصقًا واحدًا في كل جهة من الجهات الأربع حول الرمز، 2) إذا بقي إلكترون زائد فاقرنيه مع أحد الملصقات، 3) تحققي من العدد بالرجوع إلى رقم المجموعة.</w:t>
             </w:r>
@@ -1505,9 +1498,9 @@
             </w:pPr>
             <w:r>
               <w:rPr>
-                <w:rFonts w:ascii="Arial" w:hAnsi="Arial" w:cs="Arial"/>
+                <w:rFonts w:ascii="Times New Roman" w:hAnsi="Times New Roman" w:cs="Times New Roman"/>
                 <w:b w:val="0"/>
-                <w:sz w:val="26"/>
+                <w:sz w:val="28"/>
               </w:rPr>
               <w:t>أتجوّل وأسأل: لماذا نبدأ بالنقاط المفردة قبل الإقران؟</w:t>
             </w:r>
@@ -1526,7 +1519,6 @@
         <w:tblW w:type="auto" w:w="0"/>
         <w:tblLayout w:type="fixed"/>
         <w:tblLook w:firstColumn="1" w:firstRow="1" w:lastColumn="0" w:lastRow="0" w:noHBand="0" w:noVBand="1" w:val="04A0"/>
-        <w:bidiVisual/>
       </w:tblPr>
       <w:tblGrid>
         <w:gridCol w:w="4513"/>
@@ -1545,9 +1537,9 @@
             <w:r/>
             <w:r>
               <w:rPr>
-                <w:rFonts w:ascii="Arial" w:hAnsi="Arial" w:cs="Arial"/>
+                <w:rFonts w:ascii="Times New Roman" w:hAnsi="Times New Roman" w:cs="Times New Roman"/>
                 <w:b/>
-                <w:sz w:val="26"/>
+                <w:sz w:val="28"/>
               </w:rPr>
               <w:t>المختبر الحي: ضع نقاطك في مكانها</w:t>
             </w:r>
@@ -1565,9 +1557,9 @@
             <w:r/>
             <w:r>
               <w:rPr>
-                <w:rFonts w:ascii="Arial" w:hAnsi="Arial" w:cs="Arial"/>
+                <w:rFonts w:ascii="Times New Roman" w:hAnsi="Times New Roman" w:cs="Times New Roman"/>
                 <w:b/>
-                <w:sz w:val="26"/>
+                <w:sz w:val="28"/>
               </w:rPr>
               <w:t>النشاط رقم 3</w:t>
             </w:r>
@@ -1587,9 +1579,9 @@
             <w:r/>
             <w:r>
               <w:rPr>
-                <w:rFonts w:ascii="Arial" w:hAnsi="Arial" w:cs="Arial"/>
+                <w:rFonts w:ascii="Times New Roman" w:hAnsi="Times New Roman" w:cs="Times New Roman"/>
                 <w:b w:val="0"/>
-                <w:sz w:val="26"/>
+                <w:sz w:val="28"/>
               </w:rPr>
               <w:t>استراتيجية: (التعلم الذاتي الرقمي والاستقصاء)</w:t>
             </w:r>
@@ -1600,9 +1592,9 @@
             </w:pPr>
             <w:r>
               <w:rPr>
-                <w:rFonts w:ascii="Arial" w:hAnsi="Arial" w:cs="Arial"/>
+                <w:rFonts w:ascii="Times New Roman" w:hAnsi="Times New Roman" w:cs="Times New Roman"/>
                 <w:b w:val="0"/>
-                <w:sz w:val="26"/>
+                <w:sz w:val="28"/>
               </w:rPr>
               <w:t>الأداة: الكتاب الحي (index.html) – صفحات: نقاط حول رمز الذرة، اكتب الترتيب بنفسك</w:t>
             </w:r>
@@ -1613,9 +1605,9 @@
             </w:pPr>
             <w:r>
               <w:rPr>
-                <w:rFonts w:ascii="Arial" w:hAnsi="Arial" w:cs="Arial"/>
+                <w:rFonts w:ascii="Times New Roman" w:hAnsi="Times New Roman" w:cs="Times New Roman"/>
                 <w:b w:val="0"/>
-                <w:sz w:val="26"/>
+                <w:sz w:val="28"/>
               </w:rPr>
               <w:t>يحقق الهدف المعرفي 2، 3          الزمن: 5 د</w:t>
             </w:r>
@@ -1635,9 +1627,9 @@
             <w:r/>
             <w:r>
               <w:rPr>
-                <w:rFonts w:ascii="Arial" w:hAnsi="Arial" w:cs="Arial"/>
+                <w:rFonts w:ascii="Times New Roman" w:hAnsi="Times New Roman" w:cs="Times New Roman"/>
                 <w:b w:val="0"/>
-                <w:sz w:val="26"/>
+                <w:sz w:val="28"/>
               </w:rPr>
               <w:t>تكتب كل طالبة الترتيب النقطي بنفسها في الكتاب الحي للعناصر المعروضة، ثم تقارن إجابتها بالتغذية الراجعة.</w:t>
             </w:r>
@@ -1648,9 +1640,9 @@
             </w:pPr>
             <w:r>
               <w:rPr>
-                <w:rFonts w:ascii="Arial" w:hAnsi="Arial" w:cs="Arial"/>
+                <w:rFonts w:ascii="Times New Roman" w:hAnsi="Times New Roman" w:cs="Times New Roman"/>
                 <w:b w:val="0"/>
-                <w:sz w:val="26"/>
+                <w:sz w:val="28"/>
               </w:rPr>
               <w:t>أوجّه الطالبات إلى تسجيل أي خطأ في موضع النقاط وتصحيحه مع زميلتها.</w:t>
             </w:r>
@@ -1669,7 +1661,6 @@
         <w:tblW w:type="auto" w:w="0"/>
         <w:tblLayout w:type="fixed"/>
         <w:tblLook w:firstColumn="1" w:firstRow="1" w:lastColumn="0" w:lastRow="0" w:noHBand="0" w:noVBand="1" w:val="04A0"/>
-        <w:bidiVisual/>
       </w:tblPr>
       <w:tblGrid>
         <w:gridCol w:w="4513"/>
@@ -1688,9 +1679,9 @@
             <w:r/>
             <w:r>
               <w:rPr>
-                <w:rFonts w:ascii="Arial" w:hAnsi="Arial" w:cs="Arial"/>
+                <w:rFonts w:ascii="Times New Roman" w:hAnsi="Times New Roman" w:cs="Times New Roman"/>
                 <w:b/>
-                <w:sz w:val="26"/>
+                <w:sz w:val="28"/>
               </w:rPr>
               <w:t>فريق الرسم: تمرين (2) في الدورة الثانية</w:t>
             </w:r>
@@ -1708,9 +1699,9 @@
             <w:r/>
             <w:r>
               <w:rPr>
-                <w:rFonts w:ascii="Arial" w:hAnsi="Arial" w:cs="Arial"/>
+                <w:rFonts w:ascii="Times New Roman" w:hAnsi="Times New Roman" w:cs="Times New Roman"/>
                 <w:b/>
-                <w:sz w:val="26"/>
+                <w:sz w:val="28"/>
               </w:rPr>
               <w:t>النشاط رقم 4</w:t>
             </w:r>
@@ -1730,9 +1721,9 @@
             <w:r/>
             <w:r>
               <w:rPr>
-                <w:rFonts w:ascii="Arial" w:hAnsi="Arial" w:cs="Arial"/>
+                <w:rFonts w:ascii="Times New Roman" w:hAnsi="Times New Roman" w:cs="Times New Roman"/>
                 <w:b w:val="0"/>
-                <w:sz w:val="26"/>
+                <w:sz w:val="28"/>
               </w:rPr>
               <w:t>استراتيجية: (تحليل البيانات، التعلم التعاوني)</w:t>
             </w:r>
@@ -1743,9 +1734,9 @@
             </w:pPr>
             <w:r>
               <w:rPr>
-                <w:rFonts w:ascii="Arial" w:hAnsi="Arial" w:cs="Arial"/>
+                <w:rFonts w:ascii="Times New Roman" w:hAnsi="Times New Roman" w:cs="Times New Roman"/>
                 <w:b w:val="0"/>
-                <w:sz w:val="26"/>
+                <w:sz w:val="28"/>
               </w:rPr>
               <w:t>الأداة: الكتاب المدرسي – تمرين (2) صفحة 108</w:t>
             </w:r>
@@ -1756,9 +1747,9 @@
             </w:pPr>
             <w:r>
               <w:rPr>
-                <w:rFonts w:ascii="Arial" w:hAnsi="Arial" w:cs="Arial"/>
+                <w:rFonts w:ascii="Times New Roman" w:hAnsi="Times New Roman" w:cs="Times New Roman"/>
                 <w:b w:val="0"/>
-                <w:sz w:val="26"/>
+                <w:sz w:val="28"/>
               </w:rPr>
               <w:t>يحقق الهدف المهاري 1، 2          الزمن: 10 د</w:t>
             </w:r>
@@ -1778,9 +1769,9 @@
             <w:r/>
             <w:r>
               <w:rPr>
-                <w:rFonts w:ascii="Arial" w:hAnsi="Arial" w:cs="Arial"/>
+                <w:rFonts w:ascii="Times New Roman" w:hAnsi="Times New Roman" w:cs="Times New Roman"/>
                 <w:b w:val="0"/>
-                <w:sz w:val="26"/>
+                <w:sz w:val="28"/>
               </w:rPr>
               <w:t>أطلب من المجموعات إكمال جدول تمرين (2) للعناصر K (2,8,8,1)، وN (2,5)، وC (2,4)، وH (1): التوزيع حسب مستويات الطاقة، ثم الترتيب النقطي.</w:t>
             </w:r>
@@ -1791,9 +1782,9 @@
             </w:pPr>
             <w:r>
               <w:rPr>
-                <w:rFonts w:ascii="Arial" w:hAnsi="Arial" w:cs="Arial"/>
+                <w:rFonts w:ascii="Times New Roman" w:hAnsi="Times New Roman" w:cs="Times New Roman"/>
                 <w:b w:val="0"/>
-                <w:sz w:val="26"/>
+                <w:sz w:val="28"/>
               </w:rPr>
               <w:t>أناقش الحلول، وأوجّه الطالبات لملاحظة أن N فيه زوج واحد وثلاث نقاط مفردة، وأن C فيه أربع نقاط مفردة.</w:t>
             </w:r>
@@ -1812,7 +1803,6 @@
         <w:tblW w:type="auto" w:w="0"/>
         <w:tblLayout w:type="fixed"/>
         <w:tblLook w:firstColumn="1" w:firstRow="1" w:lastColumn="0" w:lastRow="0" w:noHBand="0" w:noVBand="1" w:val="04A0"/>
-        <w:bidiVisual/>
       </w:tblPr>
       <w:tblGrid>
         <w:gridCol w:w="4513"/>
@@ -1831,9 +1821,9 @@
             <w:r/>
             <w:r>
               <w:rPr>
-                <w:rFonts w:ascii="Arial" w:hAnsi="Arial" w:cs="Arial"/>
+                <w:rFonts w:ascii="Times New Roman" w:hAnsi="Times New Roman" w:cs="Times New Roman"/>
                 <w:b/>
-                <w:sz w:val="26"/>
+                <w:sz w:val="28"/>
               </w:rPr>
               <w:t>توائم المجموعة: Li وNa وK</w:t>
             </w:r>
@@ -1851,9 +1841,9 @@
             <w:r/>
             <w:r>
               <w:rPr>
-                <w:rFonts w:ascii="Arial" w:hAnsi="Arial" w:cs="Arial"/>
+                <w:rFonts w:ascii="Times New Roman" w:hAnsi="Times New Roman" w:cs="Times New Roman"/>
                 <w:b/>
-                <w:sz w:val="26"/>
+                <w:sz w:val="28"/>
               </w:rPr>
               <w:t>النشاط رقم 5</w:t>
             </w:r>
@@ -1873,9 +1863,9 @@
             <w:r/>
             <w:r>
               <w:rPr>
-                <w:rFonts w:ascii="Arial" w:hAnsi="Arial" w:cs="Arial"/>
+                <w:rFonts w:ascii="Times New Roman" w:hAnsi="Times New Roman" w:cs="Times New Roman"/>
                 <w:b w:val="0"/>
-                <w:sz w:val="26"/>
+                <w:sz w:val="28"/>
               </w:rPr>
               <w:t>استراتيجية: (المحقق العلمي، التعلم التعاوني)</w:t>
             </w:r>
@@ -1886,9 +1876,9 @@
             </w:pPr>
             <w:r>
               <w:rPr>
-                <w:rFonts w:ascii="Arial" w:hAnsi="Arial" w:cs="Arial"/>
+                <w:rFonts w:ascii="Times New Roman" w:hAnsi="Times New Roman" w:cs="Times New Roman"/>
                 <w:b w:val="0"/>
-                <w:sz w:val="26"/>
+                <w:sz w:val="28"/>
               </w:rPr>
               <w:t>الأداة: ورقة النشاط والجدول الدوري</w:t>
             </w:r>
@@ -1899,9 +1889,9 @@
             </w:pPr>
             <w:r>
               <w:rPr>
-                <w:rFonts w:ascii="Arial" w:hAnsi="Arial" w:cs="Arial"/>
+                <w:rFonts w:ascii="Times New Roman" w:hAnsi="Times New Roman" w:cs="Times New Roman"/>
                 <w:b w:val="0"/>
-                <w:sz w:val="26"/>
+                <w:sz w:val="28"/>
               </w:rPr>
               <w:t>يحقق الهدف المعرفي 3 والهدف المهاري 2          الزمن: 10 د</w:t>
             </w:r>
@@ -1921,9 +1911,9 @@
             <w:r/>
             <w:r>
               <w:rPr>
-                <w:rFonts w:ascii="Arial" w:hAnsi="Arial" w:cs="Arial"/>
+                <w:rFonts w:ascii="Times New Roman" w:hAnsi="Times New Roman" w:cs="Times New Roman"/>
                 <w:b w:val="0"/>
-                <w:sz w:val="26"/>
+                <w:sz w:val="28"/>
               </w:rPr>
               <w:t>تمثل كل مجموعة الترتيب النقطي للعناصر Li وNa وK، وتقارن عدد النقاط وموقعها، ثم تكتب العلاقة بين رقم المجموعة وعدد النقاط.</w:t>
             </w:r>
@@ -1934,9 +1924,9 @@
             </w:pPr>
             <w:r>
               <w:rPr>
-                <w:rFonts w:ascii="Arial" w:hAnsi="Arial" w:cs="Arial"/>
+                <w:rFonts w:ascii="Times New Roman" w:hAnsi="Times New Roman" w:cs="Times New Roman"/>
                 <w:b w:val="0"/>
-                <w:sz w:val="26"/>
+                <w:sz w:val="28"/>
               </w:rPr>
               <w:t>أوجّه المجموعات لاستنتاج أن عناصر المجموعة الواحدة لها عدد متساوٍ من النقاط، وأن ذلك يفسّر تشابه خواصها الكيميائية.</w:t>
             </w:r>
@@ -1955,7 +1945,6 @@
         <w:tblW w:type="auto" w:w="0"/>
         <w:tblLayout w:type="fixed"/>
         <w:tblLook w:firstColumn="1" w:firstRow="1" w:lastColumn="0" w:lastRow="0" w:noHBand="0" w:noVBand="1" w:val="04A0"/>
-        <w:bidiVisual/>
       </w:tblPr>
       <w:tblGrid>
         <w:gridCol w:w="9026"/>
@@ -1973,7 +1962,7 @@
             <w:r/>
             <w:r>
               <w:rPr>
-                <w:rFonts w:ascii="Arial" w:hAnsi="Arial" w:cs="Arial"/>
+                <w:rFonts w:ascii="Times New Roman" w:hAnsi="Times New Roman" w:cs="Times New Roman"/>
                 <w:b/>
                 <w:sz w:val="28"/>
               </w:rPr>
@@ -1994,7 +1983,6 @@
         <w:tblW w:type="auto" w:w="0"/>
         <w:tblLayout w:type="fixed"/>
         <w:tblLook w:firstColumn="1" w:firstRow="1" w:lastColumn="0" w:lastRow="0" w:noHBand="0" w:noVBand="1" w:val="04A0"/>
-        <w:bidiVisual/>
       </w:tblPr>
       <w:tblGrid>
         <w:gridCol w:w="9026"/>
@@ -2012,9 +2000,9 @@
             <w:r/>
             <w:r>
               <w:rPr>
-                <w:rFonts w:ascii="Arial" w:hAnsi="Arial" w:cs="Arial"/>
+                <w:rFonts w:ascii="Times New Roman" w:hAnsi="Times New Roman" w:cs="Times New Roman"/>
                 <w:b/>
-                <w:sz w:val="26"/>
+                <w:sz w:val="28"/>
               </w:rPr>
               <w:t>التقويم الصفي: رسم الترتيب النقطي لعناصر من الدورة الثالثة</w:t>
             </w:r>
@@ -2033,9 +2021,9 @@
             <w:r/>
             <w:r>
               <w:rPr>
-                <w:rFonts w:ascii="Arial" w:hAnsi="Arial" w:cs="Arial"/>
+                <w:rFonts w:ascii="Times New Roman" w:hAnsi="Times New Roman" w:cs="Times New Roman"/>
                 <w:b w:val="0"/>
-                <w:sz w:val="26"/>
+                <w:sz w:val="28"/>
               </w:rPr>
               <w:t>أطلب من كل مجموعة إكمال التمثيل النقطي للعناصر S (2,8,6)، وCa (2,8,8,2)، وMg (2,8,2) مع ذكر عدد إلكترونات التكافؤ.</w:t>
             </w:r>
@@ -2046,9 +2034,9 @@
             </w:pPr>
             <w:r>
               <w:rPr>
-                <w:rFonts w:ascii="Arial" w:hAnsi="Arial" w:cs="Arial"/>
+                <w:rFonts w:ascii="Times New Roman" w:hAnsi="Times New Roman" w:cs="Times New Roman"/>
                 <w:b w:val="0"/>
-                <w:sz w:val="26"/>
+                <w:sz w:val="28"/>
               </w:rPr>
               <w:t>الزمن: 5 د</w:t>
             </w:r>
@@ -2059,9 +2047,9 @@
             </w:pPr>
             <w:r>
               <w:rPr>
-                <w:rFonts w:ascii="Arial" w:hAnsi="Arial" w:cs="Arial"/>
+                <w:rFonts w:ascii="Times New Roman" w:hAnsi="Times New Roman" w:cs="Times New Roman"/>
                 <w:b w:val="0"/>
-                <w:sz w:val="26"/>
+                <w:sz w:val="28"/>
               </w:rPr>
               <w:t>تذكرة خروج: ارسم التمثيل النقطي لعنصر البورون (B) بعد تحديد إلكترونات التكافؤ له.</w:t>
             </w:r>
@@ -2080,7 +2068,6 @@
         <w:tblW w:type="auto" w:w="0"/>
         <w:tblLayout w:type="fixed"/>
         <w:tblLook w:firstColumn="1" w:firstRow="1" w:lastColumn="0" w:lastRow="0" w:noHBand="0" w:noVBand="1" w:val="04A0"/>
-        <w:bidiVisual/>
       </w:tblPr>
       <w:tblGrid>
         <w:gridCol w:w="9026"/>
@@ -2097,9 +2084,9 @@
             <w:r/>
             <w:r>
               <w:rPr>
-                <w:rFonts w:ascii="Arial" w:hAnsi="Arial" w:cs="Arial"/>
+                <w:rFonts w:ascii="Times New Roman" w:hAnsi="Times New Roman" w:cs="Times New Roman"/>
                 <w:b w:val="0"/>
-                <w:sz w:val="26"/>
+                <w:sz w:val="28"/>
               </w:rPr>
               <w:t>التقويم اللاصفي: حل تمرين (2) صفحة 110 من كتاب الطالب ومراجعته مع المجموعة.</w:t>
             </w:r>
@@ -2118,7 +2105,6 @@
         <w:tblW w:type="auto" w:w="0"/>
         <w:tblLayout w:type="fixed"/>
         <w:tblLook w:firstColumn="1" w:firstRow="1" w:lastColumn="0" w:lastRow="0" w:noHBand="0" w:noVBand="1" w:val="04A0"/>
-        <w:bidiVisual/>
       </w:tblPr>
       <w:tblGrid>
         <w:gridCol w:w="9026"/>
@@ -2136,7 +2122,7 @@
             <w:r/>
             <w:r>
               <w:rPr>
-                <w:rFonts w:ascii="Arial" w:hAnsi="Arial" w:cs="Arial"/>
+                <w:rFonts w:ascii="Times New Roman" w:hAnsi="Times New Roman" w:cs="Times New Roman"/>
                 <w:b/>
                 <w:sz w:val="28"/>
               </w:rPr>
@@ -2157,7 +2143,6 @@
         <w:tblW w:type="auto" w:w="0"/>
         <w:tblLayout w:type="fixed"/>
         <w:tblLook w:firstColumn="1" w:firstRow="1" w:lastColumn="0" w:lastRow="0" w:noHBand="0" w:noVBand="1" w:val="04A0"/>
-        <w:bidiVisual/>
       </w:tblPr>
       <w:tblGrid>
         <w:gridCol w:w="3009"/>
@@ -2176,9 +2161,9 @@
             <w:r/>
             <w:r>
               <w:rPr>
-                <w:rFonts w:ascii="Arial" w:hAnsi="Arial" w:cs="Arial"/>
+                <w:rFonts w:ascii="Times New Roman" w:hAnsi="Times New Roman" w:cs="Times New Roman"/>
                 <w:b w:val="0"/>
-                <w:sz w:val="26"/>
+                <w:sz w:val="28"/>
               </w:rPr>
               <w:t>ملاحظات...............................</w:t>
             </w:r>
@@ -2195,9 +2180,9 @@
             <w:r/>
             <w:r>
               <w:rPr>
-                <w:rFonts w:ascii="Arial" w:hAnsi="Arial" w:cs="Arial"/>
+                <w:rFonts w:ascii="Times New Roman" w:hAnsi="Times New Roman" w:cs="Times New Roman"/>
                 <w:b w:val="0"/>
-                <w:sz w:val="26"/>
+                <w:sz w:val="28"/>
               </w:rPr>
               <w:t>☆ ☆ ☆ ☆ ☆</w:t>
             </w:r>
@@ -2215,9 +2200,9 @@
             <w:r/>
             <w:r>
               <w:rPr>
-                <w:rFonts w:ascii="Arial" w:hAnsi="Arial" w:cs="Arial"/>
+                <w:rFonts w:ascii="Times New Roman" w:hAnsi="Times New Roman" w:cs="Times New Roman"/>
                 <w:b/>
-                <w:sz w:val="26"/>
+                <w:sz w:val="28"/>
               </w:rPr>
               <w:t>إعدادي الكتابي</w:t>
             </w:r>
@@ -2236,9 +2221,9 @@
             <w:r/>
             <w:r>
               <w:rPr>
-                <w:rFonts w:ascii="Arial" w:hAnsi="Arial" w:cs="Arial"/>
+                <w:rFonts w:ascii="Times New Roman" w:hAnsi="Times New Roman" w:cs="Times New Roman"/>
                 <w:b w:val="0"/>
-                <w:sz w:val="26"/>
+                <w:sz w:val="28"/>
               </w:rPr>
               <w:t>ملاحظات...............................</w:t>
             </w:r>
@@ -2255,9 +2240,9 @@
             <w:r/>
             <w:r>
               <w:rPr>
-                <w:rFonts w:ascii="Arial" w:hAnsi="Arial" w:cs="Arial"/>
+                <w:rFonts w:ascii="Times New Roman" w:hAnsi="Times New Roman" w:cs="Times New Roman"/>
                 <w:b w:val="0"/>
-                <w:sz w:val="26"/>
+                <w:sz w:val="28"/>
               </w:rPr>
               <w:t>☆ ☆ ☆ ☆ ☆</w:t>
             </w:r>
@@ -2275,9 +2260,9 @@
             <w:r/>
             <w:r>
               <w:rPr>
-                <w:rFonts w:ascii="Arial" w:hAnsi="Arial" w:cs="Arial"/>
+                <w:rFonts w:ascii="Times New Roman" w:hAnsi="Times New Roman" w:cs="Times New Roman"/>
                 <w:b/>
-                <w:sz w:val="26"/>
+                <w:sz w:val="28"/>
               </w:rPr>
               <w:t>أدائي داخل الحصة</w:t>
             </w:r>
@@ -2296,9 +2281,9 @@
             <w:r/>
             <w:r>
               <w:rPr>
-                <w:rFonts w:ascii="Arial" w:hAnsi="Arial" w:cs="Arial"/>
+                <w:rFonts w:ascii="Times New Roman" w:hAnsi="Times New Roman" w:cs="Times New Roman"/>
                 <w:b w:val="0"/>
-                <w:sz w:val="26"/>
+                <w:sz w:val="28"/>
               </w:rPr>
               <w:t>ملاحظات...............................</w:t>
             </w:r>
@@ -2315,9 +2300,9 @@
             <w:r/>
             <w:r>
               <w:rPr>
-                <w:rFonts w:ascii="Arial" w:hAnsi="Arial" w:cs="Arial"/>
+                <w:rFonts w:ascii="Times New Roman" w:hAnsi="Times New Roman" w:cs="Times New Roman"/>
                 <w:b w:val="0"/>
-                <w:sz w:val="26"/>
+                <w:sz w:val="28"/>
               </w:rPr>
               <w:t>☆ ☆ ☆ ☆ ☆</w:t>
             </w:r>
@@ -2335,9 +2320,9 @@
             <w:r/>
             <w:r>
               <w:rPr>
-                <w:rFonts w:ascii="Arial" w:hAnsi="Arial" w:cs="Arial"/>
+                <w:rFonts w:ascii="Times New Roman" w:hAnsi="Times New Roman" w:cs="Times New Roman"/>
                 <w:b/>
-                <w:sz w:val="26"/>
+                <w:sz w:val="28"/>
               </w:rPr>
               <w:t>مدى تنوع الأنشطة</w:t>
             </w:r>
@@ -2356,9 +2341,9 @@
             <w:r/>
             <w:r>
               <w:rPr>
-                <w:rFonts w:ascii="Arial" w:hAnsi="Arial" w:cs="Arial"/>
+                <w:rFonts w:ascii="Times New Roman" w:hAnsi="Times New Roman" w:cs="Times New Roman"/>
                 <w:b w:val="0"/>
-                <w:sz w:val="26"/>
+                <w:sz w:val="28"/>
               </w:rPr>
               <w:t>ملاحظات...............................</w:t>
             </w:r>
@@ -2375,9 +2360,9 @@
             <w:r/>
             <w:r>
               <w:rPr>
-                <w:rFonts w:ascii="Arial" w:hAnsi="Arial" w:cs="Arial"/>
+                <w:rFonts w:ascii="Times New Roman" w:hAnsi="Times New Roman" w:cs="Times New Roman"/>
                 <w:b w:val="0"/>
-                <w:sz w:val="26"/>
+                <w:sz w:val="28"/>
               </w:rPr>
               <w:t>☆ ☆ ☆ ☆ ☆</w:t>
             </w:r>
@@ -2395,9 +2380,9 @@
             <w:r/>
             <w:r>
               <w:rPr>
-                <w:rFonts w:ascii="Arial" w:hAnsi="Arial" w:cs="Arial"/>
+                <w:rFonts w:ascii="Times New Roman" w:hAnsi="Times New Roman" w:cs="Times New Roman"/>
                 <w:b/>
-                <w:sz w:val="26"/>
+                <w:sz w:val="28"/>
               </w:rPr>
               <w:t>تفاعل المتعلمات</w:t>
             </w:r>
@@ -2416,9 +2401,9 @@
             <w:r/>
             <w:r>
               <w:rPr>
-                <w:rFonts w:ascii="Arial" w:hAnsi="Arial" w:cs="Arial"/>
+                <w:rFonts w:ascii="Times New Roman" w:hAnsi="Times New Roman" w:cs="Times New Roman"/>
                 <w:b w:val="0"/>
-                <w:sz w:val="26"/>
+                <w:sz w:val="28"/>
               </w:rPr>
               <w:t>ملاحظات...............................</w:t>
             </w:r>
@@ -2435,9 +2420,9 @@
             <w:r/>
             <w:r>
               <w:rPr>
-                <w:rFonts w:ascii="Arial" w:hAnsi="Arial" w:cs="Arial"/>
+                <w:rFonts w:ascii="Times New Roman" w:hAnsi="Times New Roman" w:cs="Times New Roman"/>
                 <w:b w:val="0"/>
-                <w:sz w:val="26"/>
+                <w:sz w:val="28"/>
               </w:rPr>
               <w:t>☆ ☆ ☆ ☆ ☆</w:t>
             </w:r>
@@ -2455,9 +2440,9 @@
             <w:r/>
             <w:r>
               <w:rPr>
-                <w:rFonts w:ascii="Arial" w:hAnsi="Arial" w:cs="Arial"/>
+                <w:rFonts w:ascii="Times New Roman" w:hAnsi="Times New Roman" w:cs="Times New Roman"/>
                 <w:b/>
-                <w:sz w:val="26"/>
+                <w:sz w:val="28"/>
               </w:rPr>
               <w:t>تطبيق التقويم</w:t>
             </w:r>

--- a/lesson-plans/2-الترتيب-الإلكتروني-النقطي.docx
+++ b/lesson-plans/2-الترتيب-الإلكتروني-النقطي.docx
@@ -808,6 +808,26 @@
       <w:tr>
         <w:tc>
           <w:tcPr>
+            <w:tcW w:type="dxa" w:w="7370"/>
+            <w:shd w:val="clear" w:color="auto" w:fill="FAE2D5"/>
+          </w:tcPr>
+          <w:p>
+            <w:pPr>
+              <w:bidi/>
+            </w:pPr>
+            <w:r/>
+            <w:r>
+              <w:rPr>
+                <w:rFonts w:ascii="Times New Roman" w:hAnsi="Times New Roman" w:cs="Times New Roman"/>
+                <w:b/>
+                <w:sz w:val="28"/>
+              </w:rPr>
+              <w:t>بعد الانتهاء من الدرس ستكون المتعلمة قادرة على أن:</w:t>
+            </w:r>
+          </w:p>
+        </w:tc>
+        <w:tc>
+          <w:tcPr>
             <w:tcW w:type="dxa" w:w="1984"/>
             <w:shd w:val="clear" w:color="auto" w:fill="FAE2D5"/>
           </w:tcPr>
@@ -826,30 +846,68 @@
             </w:r>
           </w:p>
         </w:tc>
-        <w:tc>
-          <w:tcPr>
-            <w:tcW w:type="dxa" w:w="7370"/>
-            <w:shd w:val="clear" w:color="auto" w:fill="FAE2D5"/>
-          </w:tcPr>
-          <w:p>
-            <w:pPr>
-              <w:bidi/>
-            </w:pPr>
-            <w:r/>
-            <w:r>
-              <w:rPr>
-                <w:rFonts w:ascii="Times New Roman" w:hAnsi="Times New Roman" w:cs="Times New Roman"/>
-                <w:b/>
-                <w:sz w:val="28"/>
-              </w:rPr>
-              <w:t>بعد الانتهاء من الدرس ستكون المتعلمة قادرة على أن:</w:t>
-            </w:r>
-          </w:p>
-        </w:tc>
       </w:tr>
       <w:tr>
         <w:tc>
           <w:tcPr>
+            <w:tcW w:type="dxa" w:w="7370"/>
+          </w:tcPr>
+          <w:p>
+            <w:pPr>
+              <w:bidi/>
+            </w:pPr>
+            <w:r/>
+            <w:r>
+              <w:rPr>
+                <w:rFonts w:ascii="Times New Roman" w:hAnsi="Times New Roman" w:cs="Times New Roman"/>
+                <w:b w:val="0"/>
+                <w:sz w:val="28"/>
+              </w:rPr>
+              <w:t>١. تعرّف الترتيب الإلكتروني النقطي (تمثيل لويس) بأنه الأشكال التي توضح إلكترونات التكافؤ في صورة نقاط حول رمز العنصر.</w:t>
+            </w:r>
+          </w:p>
+          <w:p>
+            <w:pPr>
+              <w:bidi/>
+            </w:pPr>
+            <w:r>
+              <w:rPr>
+                <w:rFonts w:ascii="Times New Roman" w:hAnsi="Times New Roman" w:cs="Times New Roman"/>
+                <w:b w:val="0"/>
+                <w:sz w:val="28"/>
+              </w:rPr>
+              <w:t>٢. تكتب الترتيب الإلكتروني النقطي لعناصر الدورتين الثانية والثالثة.</w:t>
+            </w:r>
+          </w:p>
+          <w:p>
+            <w:pPr>
+              <w:bidi/>
+            </w:pPr>
+            <w:r>
+              <w:rPr>
+                <w:rFonts w:ascii="Times New Roman" w:hAnsi="Times New Roman" w:cs="Times New Roman"/>
+                <w:b w:val="0"/>
+                <w:sz w:val="28"/>
+              </w:rPr>
+              <w:t>٣. تحدد عدد النقاط حول رمز العنصر بالاعتماد على عدد إلكترونات التكافؤ.</w:t>
+            </w:r>
+          </w:p>
+          <w:p>
+            <w:pPr>
+              <w:bidi/>
+            </w:pPr>
+            <w:r>
+              <w:rPr>
+                <w:rFonts w:ascii="Times New Roman" w:hAnsi="Times New Roman" w:cs="Times New Roman"/>
+                <w:b w:val="0"/>
+                <w:sz w:val="28"/>
+              </w:rPr>
+              <w:t>٤. تحدد طريقة وضع النقاط حول رمز العنصر (النقاط المفردة أولًا ثم الإقران).</w:t>
+            </w:r>
+          </w:p>
+        </w:tc>
+        <w:tc>
+          <w:tcPr>
             <w:tcW w:type="dxa" w:w="1984"/>
             <w:shd w:val="clear" w:color="auto" w:fill="FAE2D5"/>
           </w:tcPr>
@@ -868,68 +926,42 @@
             </w:r>
           </w:p>
         </w:tc>
-        <w:tc>
-          <w:tcPr>
-            <w:tcW w:type="dxa" w:w="7370"/>
-          </w:tcPr>
-          <w:p>
-            <w:pPr>
-              <w:bidi/>
-            </w:pPr>
-            <w:r/>
-            <w:r>
-              <w:rPr>
-                <w:rFonts w:ascii="Times New Roman" w:hAnsi="Times New Roman" w:cs="Times New Roman"/>
-                <w:b w:val="0"/>
-                <w:sz w:val="28"/>
-              </w:rPr>
-              <w:t>١. تعرّف الترتيب الإلكتروني النقطي (تمثيل لويس) بأنه الأشكال التي توضح إلكترونات التكافؤ في صورة نقاط حول رمز العنصر.</w:t>
-            </w:r>
-          </w:p>
-          <w:p>
-            <w:pPr>
-              <w:bidi/>
-            </w:pPr>
-            <w:r>
-              <w:rPr>
-                <w:rFonts w:ascii="Times New Roman" w:hAnsi="Times New Roman" w:cs="Times New Roman"/>
-                <w:b w:val="0"/>
-                <w:sz w:val="28"/>
-              </w:rPr>
-              <w:t>٢. تكتب الترتيب الإلكتروني النقطي لعناصر الدورتين الثانية والثالثة.</w:t>
-            </w:r>
-          </w:p>
-          <w:p>
-            <w:pPr>
-              <w:bidi/>
-            </w:pPr>
-            <w:r>
-              <w:rPr>
-                <w:rFonts w:ascii="Times New Roman" w:hAnsi="Times New Roman" w:cs="Times New Roman"/>
-                <w:b w:val="0"/>
-                <w:sz w:val="28"/>
-              </w:rPr>
-              <w:t>٣. تحدد عدد النقاط حول رمز العنصر بالاعتماد على عدد إلكترونات التكافؤ.</w:t>
-            </w:r>
-          </w:p>
-          <w:p>
-            <w:pPr>
-              <w:bidi/>
-            </w:pPr>
-            <w:r>
-              <w:rPr>
-                <w:rFonts w:ascii="Times New Roman" w:hAnsi="Times New Roman" w:cs="Times New Roman"/>
-                <w:b w:val="0"/>
-                <w:sz w:val="28"/>
-              </w:rPr>
-              <w:t>٤. تحدد طريقة وضع النقاط حول رمز العنصر (النقاط المفردة أولًا ثم الإقران).</w:t>
-            </w:r>
-          </w:p>
-        </w:tc>
       </w:tr>
       <w:tr>
         <w:tc>
           <w:tcPr>
+            <w:tcW w:type="dxa" w:w="7370"/>
+          </w:tcPr>
+          <w:p>
+            <w:pPr>
+              <w:bidi/>
+            </w:pPr>
+            <w:r/>
+            <w:r>
+              <w:rPr>
+                <w:rFonts w:ascii="Times New Roman" w:hAnsi="Times New Roman" w:cs="Times New Roman"/>
+                <w:b w:val="0"/>
+                <w:sz w:val="28"/>
+              </w:rPr>
+              <w:t>١. تطوّر نموذجًا لكتابة الترتيب الإلكتروني النقطي لعنصر البريليوم واستخدامه.</w:t>
+            </w:r>
+          </w:p>
+          <w:p>
+            <w:pPr>
+              <w:bidi/>
+            </w:pPr>
+            <w:r>
+              <w:rPr>
+                <w:rFonts w:ascii="Times New Roman" w:hAnsi="Times New Roman" w:cs="Times New Roman"/>
+                <w:b w:val="0"/>
+                <w:sz w:val="28"/>
+              </w:rPr>
+              <w:t>٢. تقارن بين الترتيب النقطي لعناصر المجموعة الواحدة (Li، Na، K).</w:t>
+            </w:r>
+          </w:p>
+        </w:tc>
+        <w:tc>
+          <w:tcPr>
             <w:tcW w:type="dxa" w:w="1984"/>
             <w:shd w:val="clear" w:color="auto" w:fill="FAE2D5"/>
           </w:tcPr>
@@ -948,42 +980,55 @@
             </w:r>
           </w:p>
         </w:tc>
-        <w:tc>
-          <w:tcPr>
-            <w:tcW w:type="dxa" w:w="7370"/>
-          </w:tcPr>
-          <w:p>
-            <w:pPr>
-              <w:bidi/>
-            </w:pPr>
-            <w:r/>
-            <w:r>
-              <w:rPr>
-                <w:rFonts w:ascii="Times New Roman" w:hAnsi="Times New Roman" w:cs="Times New Roman"/>
-                <w:b w:val="0"/>
-                <w:sz w:val="28"/>
-              </w:rPr>
-              <w:t>١. تطوّر نموذجًا لكتابة الترتيب الإلكتروني النقطي لعنصر البريليوم واستخدامه.</w:t>
-            </w:r>
-          </w:p>
-          <w:p>
-            <w:pPr>
-              <w:bidi/>
-            </w:pPr>
-            <w:r>
-              <w:rPr>
-                <w:rFonts w:ascii="Times New Roman" w:hAnsi="Times New Roman" w:cs="Times New Roman"/>
-                <w:b w:val="0"/>
-                <w:sz w:val="28"/>
-              </w:rPr>
-              <w:t>٢. تقارن بين الترتيب النقطي لعناصر المجموعة الواحدة (Li، Na، K).</w:t>
-            </w:r>
-          </w:p>
-        </w:tc>
       </w:tr>
       <w:tr>
         <w:tc>
           <w:tcPr>
+            <w:tcW w:type="dxa" w:w="7370"/>
+          </w:tcPr>
+          <w:p>
+            <w:pPr>
+              <w:bidi/>
+            </w:pPr>
+            <w:r/>
+            <w:r>
+              <w:rPr>
+                <w:rFonts w:ascii="Times New Roman" w:hAnsi="Times New Roman" w:cs="Times New Roman"/>
+                <w:b w:val="0"/>
+                <w:sz w:val="28"/>
+              </w:rPr>
+              <w:t>١. تقدّر إسهام العالم جلبرت لويس في تطوير مفاهيم الرابطة الكيميائية.</w:t>
+            </w:r>
+          </w:p>
+          <w:p>
+            <w:pPr>
+              <w:bidi/>
+            </w:pPr>
+            <w:r>
+              <w:rPr>
+                <w:rFonts w:ascii="Times New Roman" w:hAnsi="Times New Roman" w:cs="Times New Roman"/>
+                <w:b w:val="0"/>
+                <w:sz w:val="28"/>
+              </w:rPr>
+              <w:t>٢. تحترم أدوار زميلاتها في المجموعة عند تنفيذ النشاط.</w:t>
+            </w:r>
+          </w:p>
+          <w:p>
+            <w:pPr>
+              <w:bidi/>
+            </w:pPr>
+            <w:r>
+              <w:rPr>
+                <w:rFonts w:ascii="Times New Roman" w:hAnsi="Times New Roman" w:cs="Times New Roman"/>
+                <w:b w:val="0"/>
+                <w:sz w:val="28"/>
+              </w:rPr>
+              <w:t>٣. تبدي اهتمامًا بدقة الرسم والتمثيل العلمي.</w:t>
+            </w:r>
+          </w:p>
+        </w:tc>
+        <w:tc>
+          <w:tcPr>
             <w:tcW w:type="dxa" w:w="1984"/>
             <w:shd w:val="clear" w:color="auto" w:fill="FAE2D5"/>
           </w:tcPr>
@@ -999,51 +1044,6 @@
                 <w:sz w:val="28"/>
               </w:rPr>
               <w:t>الأهداف الوجدانية:</w:t>
-            </w:r>
-          </w:p>
-        </w:tc>
-        <w:tc>
-          <w:tcPr>
-            <w:tcW w:type="dxa" w:w="7370"/>
-          </w:tcPr>
-          <w:p>
-            <w:pPr>
-              <w:bidi/>
-            </w:pPr>
-            <w:r/>
-            <w:r>
-              <w:rPr>
-                <w:rFonts w:ascii="Times New Roman" w:hAnsi="Times New Roman" w:cs="Times New Roman"/>
-                <w:b w:val="0"/>
-                <w:sz w:val="28"/>
-              </w:rPr>
-              <w:t>١. تقدّر إسهام العالم جلبرت لويس في تطوير مفاهيم الرابطة الكيميائية.</w:t>
-            </w:r>
-          </w:p>
-          <w:p>
-            <w:pPr>
-              <w:bidi/>
-            </w:pPr>
-            <w:r>
-              <w:rPr>
-                <w:rFonts w:ascii="Times New Roman" w:hAnsi="Times New Roman" w:cs="Times New Roman"/>
-                <w:b w:val="0"/>
-                <w:sz w:val="28"/>
-              </w:rPr>
-              <w:t>٢. تحترم أدوار زميلاتها في المجموعة عند تنفيذ النشاط.</w:t>
-            </w:r>
-          </w:p>
-          <w:p>
-            <w:pPr>
-              <w:bidi/>
-            </w:pPr>
-            <w:r>
-              <w:rPr>
-                <w:rFonts w:ascii="Times New Roman" w:hAnsi="Times New Roman" w:cs="Times New Roman"/>
-                <w:b w:val="0"/>
-                <w:sz w:val="28"/>
-              </w:rPr>
-              <w:t>٣. تبدي اهتمامًا بدقة الرسم والتمثيل العلمي.</w:t>
             </w:r>
           </w:p>
         </w:tc>

--- a/lesson-plans/2-الترتيب-الإلكتروني-النقطي.docx
+++ b/lesson-plans/2-الترتيب-الإلكتروني-النقطي.docx
@@ -1274,20 +1274,52 @@
                 <w:b w:val="0"/>
                 <w:sz w:val="28"/>
               </w:rPr>
-              <w:t>الأداة: رموز العناصر دون نقاط على السبورة (Na، Mg، Al، Cl)</w:t>
-            </w:r>
-          </w:p>
-          <w:p>
-            <w:pPr>
-              <w:bidi/>
-            </w:pPr>
-            <w:r>
-              <w:rPr>
-                <w:rFonts w:ascii="Times New Roman" w:hAnsi="Times New Roman" w:cs="Times New Roman"/>
-                <w:b w:val="0"/>
-                <w:sz w:val="28"/>
-              </w:rPr>
-              <w:t>يحقق الهدف المعرفي 2 والهدف الوجداني 1          الزمن: 5 د</w:t>
+              <w:t xml:space="preserve">يحقق الهدف المعرفي 2 والهدف الوجداني 1          5د   </w:t>
+            </w:r>
+            <w:r>
+              <w:rPr>
+                <w:rFonts w:asciiTheme="majorBidi" w:hAnsiTheme="majorBidi" w:cstheme="majorBidi"/>
+                <w:noProof/>
+                <w:color w:val="000000" w:themeColor="text1"/>
+                <w:sz w:val="28"/>
+                <w:szCs w:val="28"/>
+                <w:lang w:val="en-GB"/>
+              </w:rPr>
+              <w:drawing>
+                <wp:inline distT="0" distB="0" distL="0" distR="0" wp14:anchorId="5E5A22F3" wp14:editId="42FBB173">
+                  <wp:extent cx="281940" cy="402771"/>
+                  <wp:effectExtent l="38100" t="38100" r="41910" b="35560"/>
+                  <wp:docPr id="650313935" name="Picture 1"/>
+                  <wp:cNvGraphicFramePr>
+                    <a:graphicFrameLocks xmlns:a="http://schemas.openxmlformats.org/drawingml/2006/main" noChangeAspect="1"/>
+                  </wp:cNvGraphicFramePr>
+                  <a:graphic xmlns:a="http://schemas.openxmlformats.org/drawingml/2006/main">
+                    <a:graphicData uri="http://schemas.openxmlformats.org/drawingml/2006/picture">
+                      <pic:pic xmlns:pic="http://schemas.openxmlformats.org/drawingml/2006/picture">
+                        <pic:nvPicPr>
+                          <pic:cNvPr id="1741618088" name=""/>
+                          <pic:cNvPicPr/>
+                        </pic:nvPicPr>
+                        <pic:blipFill>
+                          <a:blip r:embed="rId10"/>
+                          <a:stretch>
+                            <a:fillRect/>
+                          </a:stretch>
+                        </pic:blipFill>
+                        <pic:spPr>
+                          <a:xfrm rot="20991639">
+                            <a:off x="0" y="0"/>
+                            <a:ext cx="282091" cy="402987"/>
+                          </a:xfrm>
+                          <a:prstGeom prst="rect">
+                            <a:avLst/>
+                          </a:prstGeom>
+                        </pic:spPr>
+                      </pic:pic>
+                    </a:graphicData>
+                  </a:graphic>
+                </wp:inline>
+              </w:drawing>
             </w:r>
           </w:p>
         </w:tc>
@@ -1454,20 +1486,52 @@
                 <w:b w:val="0"/>
                 <w:sz w:val="28"/>
               </w:rPr>
-              <w:t>الأداة: ورقة النشاط A4 (PDF) + ملصقات دائرية</w:t>
-            </w:r>
-          </w:p>
-          <w:p>
-            <w:pPr>
-              <w:bidi/>
-            </w:pPr>
-            <w:r>
-              <w:rPr>
-                <w:rFonts w:ascii="Times New Roman" w:hAnsi="Times New Roman" w:cs="Times New Roman"/>
-                <w:b w:val="0"/>
-                <w:sz w:val="28"/>
-              </w:rPr>
-              <w:t>يحقق الهدف المعرفي 1، 3 والهدف المهاري 1          الزمن: 5 د</w:t>
+              <w:t xml:space="preserve">يحقق الهدف المعرفي 1، 3 والهدف المهاري 1          5د   </w:t>
+            </w:r>
+            <w:r>
+              <w:rPr>
+                <w:rFonts w:asciiTheme="majorBidi" w:hAnsiTheme="majorBidi" w:cstheme="majorBidi"/>
+                <w:noProof/>
+                <w:color w:val="000000" w:themeColor="text1"/>
+                <w:sz w:val="28"/>
+                <w:szCs w:val="28"/>
+                <w:lang w:val="en-GB"/>
+              </w:rPr>
+              <w:drawing>
+                <wp:inline distT="0" distB="0" distL="0" distR="0" wp14:anchorId="5E5A22F3" wp14:editId="42FBB173">
+                  <wp:extent cx="281940" cy="402771"/>
+                  <wp:effectExtent l="38100" t="38100" r="41910" b="35560"/>
+                  <wp:docPr id="650313935" name="Picture 1"/>
+                  <wp:cNvGraphicFramePr>
+                    <a:graphicFrameLocks xmlns:a="http://schemas.openxmlformats.org/drawingml/2006/main" noChangeAspect="1"/>
+                  </wp:cNvGraphicFramePr>
+                  <a:graphic xmlns:a="http://schemas.openxmlformats.org/drawingml/2006/main">
+                    <a:graphicData uri="http://schemas.openxmlformats.org/drawingml/2006/picture">
+                      <pic:pic xmlns:pic="http://schemas.openxmlformats.org/drawingml/2006/picture">
+                        <pic:nvPicPr>
+                          <pic:cNvPr id="1741618088" name=""/>
+                          <pic:cNvPicPr/>
+                        </pic:nvPicPr>
+                        <pic:blipFill>
+                          <a:blip r:embed="rId10"/>
+                          <a:stretch>
+                            <a:fillRect/>
+                          </a:stretch>
+                        </pic:blipFill>
+                        <pic:spPr>
+                          <a:xfrm rot="20991639">
+                            <a:off x="0" y="0"/>
+                            <a:ext cx="282091" cy="402987"/>
+                          </a:xfrm>
+                          <a:prstGeom prst="rect">
+                            <a:avLst/>
+                          </a:prstGeom>
+                        </pic:spPr>
+                      </pic:pic>
+                    </a:graphicData>
+                  </a:graphic>
+                </wp:inline>
+              </w:drawing>
             </w:r>
           </w:p>
         </w:tc>
@@ -1596,20 +1660,52 @@
                 <w:b w:val="0"/>
                 <w:sz w:val="28"/>
               </w:rPr>
-              <w:t>الأداة: الكتاب الحي (index.html) – صفحات: نقاط حول رمز الذرة، اكتب الترتيب بنفسك</w:t>
-            </w:r>
-          </w:p>
-          <w:p>
-            <w:pPr>
-              <w:bidi/>
-            </w:pPr>
-            <w:r>
-              <w:rPr>
-                <w:rFonts w:ascii="Times New Roman" w:hAnsi="Times New Roman" w:cs="Times New Roman"/>
-                <w:b w:val="0"/>
-                <w:sz w:val="28"/>
-              </w:rPr>
-              <w:t>يحقق الهدف المعرفي 2، 3          الزمن: 5 د</w:t>
+              <w:t xml:space="preserve">يحقق الهدف المعرفي 2، 3          5د   </w:t>
+            </w:r>
+            <w:r>
+              <w:rPr>
+                <w:rFonts w:asciiTheme="majorBidi" w:hAnsiTheme="majorBidi" w:cstheme="majorBidi"/>
+                <w:noProof/>
+                <w:color w:val="000000" w:themeColor="text1"/>
+                <w:sz w:val="28"/>
+                <w:szCs w:val="28"/>
+                <w:lang w:val="en-GB"/>
+              </w:rPr>
+              <w:drawing>
+                <wp:inline distT="0" distB="0" distL="0" distR="0" wp14:anchorId="5E5A22F3" wp14:editId="42FBB173">
+                  <wp:extent cx="281940" cy="402771"/>
+                  <wp:effectExtent l="38100" t="38100" r="41910" b="35560"/>
+                  <wp:docPr id="650313935" name="Picture 1"/>
+                  <wp:cNvGraphicFramePr>
+                    <a:graphicFrameLocks xmlns:a="http://schemas.openxmlformats.org/drawingml/2006/main" noChangeAspect="1"/>
+                  </wp:cNvGraphicFramePr>
+                  <a:graphic xmlns:a="http://schemas.openxmlformats.org/drawingml/2006/main">
+                    <a:graphicData uri="http://schemas.openxmlformats.org/drawingml/2006/picture">
+                      <pic:pic xmlns:pic="http://schemas.openxmlformats.org/drawingml/2006/picture">
+                        <pic:nvPicPr>
+                          <pic:cNvPr id="1741618088" name=""/>
+                          <pic:cNvPicPr/>
+                        </pic:nvPicPr>
+                        <pic:blipFill>
+                          <a:blip r:embed="rId10"/>
+                          <a:stretch>
+                            <a:fillRect/>
+                          </a:stretch>
+                        </pic:blipFill>
+                        <pic:spPr>
+                          <a:xfrm rot="20991639">
+                            <a:off x="0" y="0"/>
+                            <a:ext cx="282091" cy="402987"/>
+                          </a:xfrm>
+                          <a:prstGeom prst="rect">
+                            <a:avLst/>
+                          </a:prstGeom>
+                        </pic:spPr>
+                      </pic:pic>
+                    </a:graphicData>
+                  </a:graphic>
+                </wp:inline>
+              </w:drawing>
             </w:r>
           </w:p>
         </w:tc>
@@ -1738,20 +1834,52 @@
                 <w:b w:val="0"/>
                 <w:sz w:val="28"/>
               </w:rPr>
-              <w:t>الأداة: الكتاب المدرسي – تمرين (2) صفحة 108</w:t>
-            </w:r>
-          </w:p>
-          <w:p>
-            <w:pPr>
-              <w:bidi/>
-            </w:pPr>
-            <w:r>
-              <w:rPr>
-                <w:rFonts w:ascii="Times New Roman" w:hAnsi="Times New Roman" w:cs="Times New Roman"/>
-                <w:b w:val="0"/>
-                <w:sz w:val="28"/>
-              </w:rPr>
-              <w:t>يحقق الهدف المهاري 1، 2          الزمن: 10 د</w:t>
+              <w:t xml:space="preserve">يحقق الهدف المهاري 1، 2          10د   </w:t>
+            </w:r>
+            <w:r>
+              <w:rPr>
+                <w:rFonts w:asciiTheme="majorBidi" w:hAnsiTheme="majorBidi" w:cstheme="majorBidi"/>
+                <w:noProof/>
+                <w:color w:val="000000" w:themeColor="text1"/>
+                <w:sz w:val="28"/>
+                <w:szCs w:val="28"/>
+                <w:lang w:val="en-GB"/>
+              </w:rPr>
+              <w:drawing>
+                <wp:inline distT="0" distB="0" distL="0" distR="0" wp14:anchorId="5E5A22F3" wp14:editId="42FBB173">
+                  <wp:extent cx="281940" cy="402771"/>
+                  <wp:effectExtent l="38100" t="38100" r="41910" b="35560"/>
+                  <wp:docPr id="650313935" name="Picture 1"/>
+                  <wp:cNvGraphicFramePr>
+                    <a:graphicFrameLocks xmlns:a="http://schemas.openxmlformats.org/drawingml/2006/main" noChangeAspect="1"/>
+                  </wp:cNvGraphicFramePr>
+                  <a:graphic xmlns:a="http://schemas.openxmlformats.org/drawingml/2006/main">
+                    <a:graphicData uri="http://schemas.openxmlformats.org/drawingml/2006/picture">
+                      <pic:pic xmlns:pic="http://schemas.openxmlformats.org/drawingml/2006/picture">
+                        <pic:nvPicPr>
+                          <pic:cNvPr id="1741618088" name=""/>
+                          <pic:cNvPicPr/>
+                        </pic:nvPicPr>
+                        <pic:blipFill>
+                          <a:blip r:embed="rId10"/>
+                          <a:stretch>
+                            <a:fillRect/>
+                          </a:stretch>
+                        </pic:blipFill>
+                        <pic:spPr>
+                          <a:xfrm rot="20991639">
+                            <a:off x="0" y="0"/>
+                            <a:ext cx="282091" cy="402987"/>
+                          </a:xfrm>
+                          <a:prstGeom prst="rect">
+                            <a:avLst/>
+                          </a:prstGeom>
+                        </pic:spPr>
+                      </pic:pic>
+                    </a:graphicData>
+                  </a:graphic>
+                </wp:inline>
+              </w:drawing>
             </w:r>
           </w:p>
         </w:tc>
@@ -1880,20 +2008,52 @@
                 <w:b w:val="0"/>
                 <w:sz w:val="28"/>
               </w:rPr>
-              <w:t>الأداة: ورقة النشاط والجدول الدوري</w:t>
-            </w:r>
-          </w:p>
-          <w:p>
-            <w:pPr>
-              <w:bidi/>
-            </w:pPr>
-            <w:r>
-              <w:rPr>
-                <w:rFonts w:ascii="Times New Roman" w:hAnsi="Times New Roman" w:cs="Times New Roman"/>
-                <w:b w:val="0"/>
-                <w:sz w:val="28"/>
-              </w:rPr>
-              <w:t>يحقق الهدف المعرفي 3 والهدف المهاري 2          الزمن: 10 د</w:t>
+              <w:t xml:space="preserve">يحقق الهدف المعرفي 3 والهدف المهاري 2          10د   </w:t>
+            </w:r>
+            <w:r>
+              <w:rPr>
+                <w:rFonts w:asciiTheme="majorBidi" w:hAnsiTheme="majorBidi" w:cstheme="majorBidi"/>
+                <w:noProof/>
+                <w:color w:val="000000" w:themeColor="text1"/>
+                <w:sz w:val="28"/>
+                <w:szCs w:val="28"/>
+                <w:lang w:val="en-GB"/>
+              </w:rPr>
+              <w:drawing>
+                <wp:inline distT="0" distB="0" distL="0" distR="0" wp14:anchorId="5E5A22F3" wp14:editId="42FBB173">
+                  <wp:extent cx="281940" cy="402771"/>
+                  <wp:effectExtent l="38100" t="38100" r="41910" b="35560"/>
+                  <wp:docPr id="650313935" name="Picture 1"/>
+                  <wp:cNvGraphicFramePr>
+                    <a:graphicFrameLocks xmlns:a="http://schemas.openxmlformats.org/drawingml/2006/main" noChangeAspect="1"/>
+                  </wp:cNvGraphicFramePr>
+                  <a:graphic xmlns:a="http://schemas.openxmlformats.org/drawingml/2006/main">
+                    <a:graphicData uri="http://schemas.openxmlformats.org/drawingml/2006/picture">
+                      <pic:pic xmlns:pic="http://schemas.openxmlformats.org/drawingml/2006/picture">
+                        <pic:nvPicPr>
+                          <pic:cNvPr id="1741618088" name=""/>
+                          <pic:cNvPicPr/>
+                        </pic:nvPicPr>
+                        <pic:blipFill>
+                          <a:blip r:embed="rId10"/>
+                          <a:stretch>
+                            <a:fillRect/>
+                          </a:stretch>
+                        </pic:blipFill>
+                        <pic:spPr>
+                          <a:xfrm rot="20991639">
+                            <a:off x="0" y="0"/>
+                            <a:ext cx="282091" cy="402987"/>
+                          </a:xfrm>
+                          <a:prstGeom prst="rect">
+                            <a:avLst/>
+                          </a:prstGeom>
+                        </pic:spPr>
+                      </pic:pic>
+                    </a:graphicData>
+                  </a:graphic>
+                </wp:inline>
+              </w:drawing>
             </w:r>
           </w:p>
         </w:tc>

--- a/lesson-plans/2-الترتيب-الإلكتروني-النقطي.docx
+++ b/lesson-plans/2-الترتيب-الإلكتروني-النقطي.docx
@@ -673,6 +673,10 @@
           <w:p>
             <w:pPr>
               <w:bidi/>
+              <w:rPr>
+                <w:rtl/>
+                <w:lang w:val="en-US" w:bidi="ar-SA"/>
+              </w:rPr>
             </w:pPr>
             <w:r/>
             <w:r>
@@ -680,6 +684,8 @@
                 <w:rFonts w:ascii="Times New Roman" w:hAnsi="Times New Roman" w:cs="Times New Roman"/>
                 <w:b w:val="0"/>
                 <w:sz w:val="28"/>
+                <w:rtl/>
+                <w:lang w:val="en-US" w:bidi="ar-SA"/>
               </w:rPr>
               <w:t>الروابط الكيميائية</w:t>
             </w:r>
@@ -693,6 +699,10 @@
           <w:p>
             <w:pPr>
               <w:bidi/>
+              <w:rPr>
+                <w:rtl/>
+                <w:lang w:val="en-US" w:bidi="ar-SA"/>
+              </w:rPr>
             </w:pPr>
             <w:r/>
             <w:r>
@@ -700,6 +710,8 @@
                 <w:rFonts w:ascii="Times New Roman" w:hAnsi="Times New Roman" w:cs="Times New Roman"/>
                 <w:b/>
                 <w:sz w:val="28"/>
+                <w:rtl/>
+                <w:lang w:val="en-US" w:bidi="ar-SA"/>
               </w:rPr>
               <w:t>الوحدة</w:t>
             </w:r>
@@ -714,6 +726,10 @@
           <w:p>
             <w:pPr>
               <w:bidi/>
+              <w:rPr>
+                <w:rtl/>
+                <w:lang w:val="en-US" w:bidi="ar-SA"/>
+              </w:rPr>
             </w:pPr>
             <w:r/>
             <w:r>
@@ -721,6 +737,8 @@
                 <w:rFonts w:ascii="Times New Roman" w:hAnsi="Times New Roman" w:cs="Times New Roman"/>
                 <w:b w:val="0"/>
                 <w:sz w:val="28"/>
+                <w:rtl/>
+                <w:lang w:val="en-US" w:bidi="ar-SA"/>
               </w:rPr>
               <w:t>الرابطة الأيونية والمركبات الأيونية</w:t>
             </w:r>
@@ -734,6 +752,10 @@
           <w:p>
             <w:pPr>
               <w:bidi/>
+              <w:rPr>
+                <w:rtl/>
+                <w:lang w:val="en-US" w:bidi="ar-SA"/>
+              </w:rPr>
             </w:pPr>
             <w:r/>
             <w:r>
@@ -741,6 +763,8 @@
                 <w:rFonts w:ascii="Times New Roman" w:hAnsi="Times New Roman" w:cs="Times New Roman"/>
                 <w:b/>
                 <w:sz w:val="28"/>
+                <w:rtl/>
+                <w:lang w:val="en-US" w:bidi="ar-SA"/>
               </w:rPr>
               <w:t>الفصل</w:t>
             </w:r>
@@ -755,6 +779,10 @@
           <w:p>
             <w:pPr>
               <w:bidi/>
+              <w:rPr>
+                <w:rtl/>
+                <w:lang w:val="en-US" w:bidi="ar-SA"/>
+              </w:rPr>
             </w:pPr>
             <w:r/>
             <w:r>
@@ -762,6 +790,8 @@
                 <w:rFonts w:ascii="Times New Roman" w:hAnsi="Times New Roman" w:cs="Times New Roman"/>
                 <w:b w:val="0"/>
                 <w:sz w:val="28"/>
+                <w:rtl/>
+                <w:lang w:val="en-US" w:bidi="ar-SA"/>
               </w:rPr>
               <w:t>الترتيب الإلكتروني (الترتيب الإلكتروني النقطي)</w:t>
             </w:r>
@@ -775,6 +805,10 @@
           <w:p>
             <w:pPr>
               <w:bidi/>
+              <w:rPr>
+                <w:rtl/>
+                <w:lang w:val="en-US" w:bidi="ar-SA"/>
+              </w:rPr>
             </w:pPr>
             <w:r/>
             <w:r>
@@ -782,6 +816,8 @@
                 <w:rFonts w:ascii="Times New Roman" w:hAnsi="Times New Roman" w:cs="Times New Roman"/>
                 <w:b/>
                 <w:sz w:val="28"/>
+                <w:rtl/>
+                <w:lang w:val="en-US" w:bidi="ar-SA"/>
               </w:rPr>
               <w:t>الدرس</w:t>
             </w:r>
@@ -792,6 +828,10 @@
     <w:p>
       <w:pPr>
         <w:bidi/>
+        <w:rPr>
+          <w:rtl/>
+          <w:lang w:val="en-US" w:bidi="ar-SA"/>
+        </w:rPr>
       </w:pPr>
     </w:p>
     <w:tbl>
@@ -814,6 +854,10 @@
           <w:p>
             <w:pPr>
               <w:bidi/>
+              <w:rPr>
+                <w:rtl/>
+                <w:lang w:val="en-US" w:bidi="ar-SA"/>
+              </w:rPr>
             </w:pPr>
             <w:r/>
             <w:r>
@@ -821,6 +865,8 @@
                 <w:rFonts w:ascii="Times New Roman" w:hAnsi="Times New Roman" w:cs="Times New Roman"/>
                 <w:b/>
                 <w:sz w:val="28"/>
+                <w:rtl/>
+                <w:lang w:val="en-US" w:bidi="ar-SA"/>
               </w:rPr>
               <w:t>بعد الانتهاء من الدرس ستكون المتعلمة قادرة على أن:</w:t>
             </w:r>
@@ -834,6 +880,10 @@
           <w:p>
             <w:pPr>
               <w:bidi/>
+              <w:rPr>
+                <w:rtl/>
+                <w:lang w:val="en-US" w:bidi="ar-SA"/>
+              </w:rPr>
             </w:pPr>
             <w:r/>
             <w:r>
@@ -841,6 +891,8 @@
                 <w:rFonts w:ascii="Times New Roman" w:hAnsi="Times New Roman" w:cs="Times New Roman"/>
                 <w:b/>
                 <w:sz w:val="28"/>
+                <w:rtl/>
+                <w:lang w:val="en-US" w:bidi="ar-SA"/>
               </w:rPr>
               <w:t>الأهداف السلوكية:</w:t>
             </w:r>
@@ -855,6 +907,10 @@
           <w:p>
             <w:pPr>
               <w:bidi/>
+              <w:rPr>
+                <w:rtl/>
+                <w:lang w:val="en-US" w:bidi="ar-SA"/>
+              </w:rPr>
             </w:pPr>
             <w:r/>
             <w:r>
@@ -862,6 +918,8 @@
                 <w:rFonts w:ascii="Times New Roman" w:hAnsi="Times New Roman" w:cs="Times New Roman"/>
                 <w:b w:val="0"/>
                 <w:sz w:val="28"/>
+                <w:rtl/>
+                <w:lang w:val="en-US" w:bidi="ar-SA"/>
               </w:rPr>
               <w:t>١. تعرّف الترتيب الإلكتروني النقطي (تمثيل لويس) بأنه الأشكال التي توضح إلكترونات التكافؤ في صورة نقاط حول رمز العنصر.</w:t>
             </w:r>
@@ -869,12 +927,18 @@
           <w:p>
             <w:pPr>
               <w:bidi/>
+              <w:rPr>
+                <w:rtl/>
+                <w:lang w:val="en-US" w:bidi="ar-SA"/>
+              </w:rPr>
             </w:pPr>
             <w:r>
               <w:rPr>
                 <w:rFonts w:ascii="Times New Roman" w:hAnsi="Times New Roman" w:cs="Times New Roman"/>
                 <w:b w:val="0"/>
                 <w:sz w:val="28"/>
+                <w:rtl/>
+                <w:lang w:val="en-US" w:bidi="ar-SA"/>
               </w:rPr>
               <w:t>٢. تكتب الترتيب الإلكتروني النقطي لعناصر الدورتين الثانية والثالثة.</w:t>
             </w:r>
@@ -882,12 +946,18 @@
           <w:p>
             <w:pPr>
               <w:bidi/>
+              <w:rPr>
+                <w:rtl/>
+                <w:lang w:val="en-US" w:bidi="ar-SA"/>
+              </w:rPr>
             </w:pPr>
             <w:r>
               <w:rPr>
                 <w:rFonts w:ascii="Times New Roman" w:hAnsi="Times New Roman" w:cs="Times New Roman"/>
                 <w:b w:val="0"/>
                 <w:sz w:val="28"/>
+                <w:rtl/>
+                <w:lang w:val="en-US" w:bidi="ar-SA"/>
               </w:rPr>
               <w:t>٣. تحدد عدد النقاط حول رمز العنصر بالاعتماد على عدد إلكترونات التكافؤ.</w:t>
             </w:r>
@@ -895,12 +965,18 @@
           <w:p>
             <w:pPr>
               <w:bidi/>
+              <w:rPr>
+                <w:rtl/>
+                <w:lang w:val="en-US" w:bidi="ar-SA"/>
+              </w:rPr>
             </w:pPr>
             <w:r>
               <w:rPr>
                 <w:rFonts w:ascii="Times New Roman" w:hAnsi="Times New Roman" w:cs="Times New Roman"/>
                 <w:b w:val="0"/>
                 <w:sz w:val="28"/>
+                <w:rtl/>
+                <w:lang w:val="en-US" w:bidi="ar-SA"/>
               </w:rPr>
               <w:t>٤. تحدد طريقة وضع النقاط حول رمز العنصر (النقاط المفردة أولًا ثم الإقران).</w:t>
             </w:r>
@@ -914,6 +990,10 @@
           <w:p>
             <w:pPr>
               <w:bidi/>
+              <w:rPr>
+                <w:rtl/>
+                <w:lang w:val="en-US" w:bidi="ar-SA"/>
+              </w:rPr>
             </w:pPr>
             <w:r/>
             <w:r>
@@ -921,6 +1001,8 @@
                 <w:rFonts w:ascii="Times New Roman" w:hAnsi="Times New Roman" w:cs="Times New Roman"/>
                 <w:b/>
                 <w:sz w:val="28"/>
+                <w:rtl/>
+                <w:lang w:val="en-US" w:bidi="ar-SA"/>
               </w:rPr>
               <w:t>الأهداف المعرفية:</w:t>
             </w:r>
@@ -935,6 +1017,10 @@
           <w:p>
             <w:pPr>
               <w:bidi/>
+              <w:rPr>
+                <w:rtl/>
+                <w:lang w:val="en-US" w:bidi="ar-SA"/>
+              </w:rPr>
             </w:pPr>
             <w:r/>
             <w:r>
@@ -942,6 +1028,8 @@
                 <w:rFonts w:ascii="Times New Roman" w:hAnsi="Times New Roman" w:cs="Times New Roman"/>
                 <w:b w:val="0"/>
                 <w:sz w:val="28"/>
+                <w:rtl/>
+                <w:lang w:val="en-US" w:bidi="ar-SA"/>
               </w:rPr>
               <w:t>١. تطوّر نموذجًا لكتابة الترتيب الإلكتروني النقطي لعنصر البريليوم واستخدامه.</w:t>
             </w:r>
@@ -949,12 +1037,18 @@
           <w:p>
             <w:pPr>
               <w:bidi/>
+              <w:rPr>
+                <w:rtl/>
+                <w:lang w:val="en-US" w:bidi="ar-SA"/>
+              </w:rPr>
             </w:pPr>
             <w:r>
               <w:rPr>
                 <w:rFonts w:ascii="Times New Roman" w:hAnsi="Times New Roman" w:cs="Times New Roman"/>
                 <w:b w:val="0"/>
                 <w:sz w:val="28"/>
+                <w:rtl/>
+                <w:lang w:val="en-US" w:bidi="ar-SA"/>
               </w:rPr>
               <w:t>٢. تقارن بين الترتيب النقطي لعناصر المجموعة الواحدة (Li، Na، K).</w:t>
             </w:r>
@@ -968,6 +1062,10 @@
           <w:p>
             <w:pPr>
               <w:bidi/>
+              <w:rPr>
+                <w:rtl/>
+                <w:lang w:val="en-US" w:bidi="ar-SA"/>
+              </w:rPr>
             </w:pPr>
             <w:r/>
             <w:r>
@@ -975,6 +1073,8 @@
                 <w:rFonts w:ascii="Times New Roman" w:hAnsi="Times New Roman" w:cs="Times New Roman"/>
                 <w:b/>
                 <w:sz w:val="28"/>
+                <w:rtl/>
+                <w:lang w:val="en-US" w:bidi="ar-SA"/>
               </w:rPr>
               <w:t>الأهداف المهارية:</w:t>
             </w:r>
@@ -989,6 +1089,10 @@
           <w:p>
             <w:pPr>
               <w:bidi/>
+              <w:rPr>
+                <w:rtl/>
+                <w:lang w:val="en-US" w:bidi="ar-SA"/>
+              </w:rPr>
             </w:pPr>
             <w:r/>
             <w:r>
@@ -996,6 +1100,8 @@
                 <w:rFonts w:ascii="Times New Roman" w:hAnsi="Times New Roman" w:cs="Times New Roman"/>
                 <w:b w:val="0"/>
                 <w:sz w:val="28"/>
+                <w:rtl/>
+                <w:lang w:val="en-US" w:bidi="ar-SA"/>
               </w:rPr>
               <w:t>١. تقدّر إسهام العالم جلبرت لويس في تطوير مفاهيم الرابطة الكيميائية.</w:t>
             </w:r>
@@ -1003,12 +1109,18 @@
           <w:p>
             <w:pPr>
               <w:bidi/>
+              <w:rPr>
+                <w:rtl/>
+                <w:lang w:val="en-US" w:bidi="ar-SA"/>
+              </w:rPr>
             </w:pPr>
             <w:r>
               <w:rPr>
                 <w:rFonts w:ascii="Times New Roman" w:hAnsi="Times New Roman" w:cs="Times New Roman"/>
                 <w:b w:val="0"/>
                 <w:sz w:val="28"/>
+                <w:rtl/>
+                <w:lang w:val="en-US" w:bidi="ar-SA"/>
               </w:rPr>
               <w:t>٢. تحترم أدوار زميلاتها في المجموعة عند تنفيذ النشاط.</w:t>
             </w:r>
@@ -1016,12 +1128,18 @@
           <w:p>
             <w:pPr>
               <w:bidi/>
+              <w:rPr>
+                <w:rtl/>
+                <w:lang w:val="en-US" w:bidi="ar-SA"/>
+              </w:rPr>
             </w:pPr>
             <w:r>
               <w:rPr>
                 <w:rFonts w:ascii="Times New Roman" w:hAnsi="Times New Roman" w:cs="Times New Roman"/>
                 <w:b w:val="0"/>
                 <w:sz w:val="28"/>
+                <w:rtl/>
+                <w:lang w:val="en-US" w:bidi="ar-SA"/>
               </w:rPr>
               <w:t>٣. تبدي اهتمامًا بدقة الرسم والتمثيل العلمي.</w:t>
             </w:r>
@@ -1035,6 +1153,10 @@
           <w:p>
             <w:pPr>
               <w:bidi/>
+              <w:rPr>
+                <w:rtl/>
+                <w:lang w:val="en-US" w:bidi="ar-SA"/>
+              </w:rPr>
             </w:pPr>
             <w:r/>
             <w:r>
@@ -1042,6 +1164,8 @@
                 <w:rFonts w:ascii="Times New Roman" w:hAnsi="Times New Roman" w:cs="Times New Roman"/>
                 <w:b/>
                 <w:sz w:val="28"/>
+                <w:rtl/>
+                <w:lang w:val="en-US" w:bidi="ar-SA"/>
               </w:rPr>
               <w:t>الأهداف الوجدانية:</w:t>
             </w:r>
@@ -1052,6 +1176,10 @@
     <w:p>
       <w:pPr>
         <w:bidi/>
+        <w:rPr>
+          <w:rtl/>
+          <w:lang w:val="en-US" w:bidi="ar-SA"/>
+        </w:rPr>
       </w:pPr>
     </w:p>
     <w:tbl>
@@ -1073,6 +1201,10 @@
           <w:p>
             <w:pPr>
               <w:bidi/>
+              <w:rPr>
+                <w:rtl/>
+                <w:lang w:val="en-US" w:bidi="ar-SA"/>
+              </w:rPr>
             </w:pPr>
             <w:r/>
             <w:r>
@@ -1080,6 +1212,8 @@
                 <w:rFonts w:ascii="Times New Roman" w:hAnsi="Times New Roman" w:cs="Times New Roman"/>
                 <w:b w:val="0"/>
                 <w:sz w:val="28"/>
+                <w:rtl/>
+                <w:lang w:val="en-US" w:bidi="ar-SA"/>
               </w:rPr>
               <w:t>الكتاب المدرسي – البطاقات التشجيعية – الشاشة الذكية – الجدول الدوري – أوراق النشاط A4 (ابنِ رمزك بالملصقات) + ملصقات دائرية + الكتاب الحي (index.html)</w:t>
             </w:r>
@@ -1093,6 +1227,10 @@
           <w:p>
             <w:pPr>
               <w:bidi/>
+              <w:rPr>
+                <w:rtl/>
+                <w:lang w:val="en-US" w:bidi="ar-SA"/>
+              </w:rPr>
             </w:pPr>
             <w:r/>
             <w:r>
@@ -1100,6 +1238,8 @@
                 <w:rFonts w:ascii="Times New Roman" w:hAnsi="Times New Roman" w:cs="Times New Roman"/>
                 <w:b/>
                 <w:sz w:val="28"/>
+                <w:rtl/>
+                <w:lang w:val="en-US" w:bidi="ar-SA"/>
               </w:rPr>
               <w:t>الوسائل التعليمية:</w:t>
             </w:r>
@@ -1114,6 +1254,10 @@
           <w:p>
             <w:pPr>
               <w:bidi/>
+              <w:rPr>
+                <w:rtl/>
+                <w:lang w:val="en-US" w:bidi="ar-SA"/>
+              </w:rPr>
             </w:pPr>
             <w:r/>
             <w:r>
@@ -1121,6 +1265,8 @@
                 <w:rFonts w:ascii="Times New Roman" w:hAnsi="Times New Roman" w:cs="Times New Roman"/>
                 <w:b w:val="0"/>
                 <w:sz w:val="28"/>
+                <w:rtl/>
+                <w:lang w:val="en-US" w:bidi="ar-SA"/>
               </w:rPr>
               <w:t>مجموعات من 4-5 متعلمات على شكل حرف U</w:t>
             </w:r>
@@ -1134,6 +1280,10 @@
           <w:p>
             <w:pPr>
               <w:bidi/>
+              <w:rPr>
+                <w:rtl/>
+                <w:lang w:val="en-US" w:bidi="ar-SA"/>
+              </w:rPr>
             </w:pPr>
             <w:r/>
             <w:r>
@@ -1141,6 +1291,8 @@
                 <w:rFonts w:ascii="Times New Roman" w:hAnsi="Times New Roman" w:cs="Times New Roman"/>
                 <w:b/>
                 <w:sz w:val="28"/>
+                <w:rtl/>
+                <w:lang w:val="en-US" w:bidi="ar-SA"/>
               </w:rPr>
               <w:t>نظام الجلسة:</w:t>
             </w:r>
@@ -1151,6 +1303,10 @@
     <w:p>
       <w:pPr>
         <w:bidi/>
+        <w:rPr>
+          <w:rtl/>
+          <w:lang w:val="en-US" w:bidi="ar-SA"/>
+        </w:rPr>
       </w:pPr>
     </w:p>
     <w:tbl>
@@ -1172,6 +1328,10 @@
           <w:p>
             <w:pPr>
               <w:bidi/>
+              <w:rPr>
+                <w:rtl/>
+                <w:lang w:val="en-US" w:bidi="ar-SA"/>
+              </w:rPr>
             </w:pPr>
             <w:r/>
             <w:r>
@@ -1179,6 +1339,8 @@
                 <w:rFonts w:ascii="Times New Roman" w:hAnsi="Times New Roman" w:cs="Times New Roman"/>
                 <w:b/>
                 <w:sz w:val="28"/>
+                <w:rtl/>
+                <w:lang w:val="en-US" w:bidi="ar-SA"/>
               </w:rPr>
               <w:t>المرحلة الأولى: التقديم والتحفيز</w:t>
             </w:r>
@@ -1189,6 +1351,10 @@
     <w:p>
       <w:pPr>
         <w:bidi/>
+        <w:rPr>
+          <w:rtl/>
+          <w:lang w:val="en-US" w:bidi="ar-SA"/>
+        </w:rPr>
       </w:pPr>
     </w:p>
     <w:tbl>
@@ -1211,6 +1377,10 @@
           <w:p>
             <w:pPr>
               <w:bidi/>
+              <w:rPr>
+                <w:rtl/>
+                <w:lang w:val="en-US" w:bidi="ar-SA"/>
+              </w:rPr>
             </w:pPr>
             <w:r/>
             <w:r>
@@ -1218,6 +1388,8 @@
                 <w:rFonts w:ascii="Times New Roman" w:hAnsi="Times New Roman" w:cs="Times New Roman"/>
                 <w:b/>
                 <w:sz w:val="28"/>
+                <w:rtl/>
+                <w:lang w:val="en-US" w:bidi="ar-SA"/>
               </w:rPr>
               <w:t>لغز النقاط الغائبة</w:t>
             </w:r>
@@ -1231,6 +1403,10 @@
           <w:p>
             <w:pPr>
               <w:bidi/>
+              <w:rPr>
+                <w:rtl/>
+                <w:lang w:val="en-US" w:bidi="ar-SA"/>
+              </w:rPr>
             </w:pPr>
             <w:r/>
             <w:r>
@@ -1238,6 +1414,8 @@
                 <w:rFonts w:ascii="Times New Roman" w:hAnsi="Times New Roman" w:cs="Times New Roman"/>
                 <w:b/>
                 <w:sz w:val="28"/>
+                <w:rtl/>
+                <w:lang w:val="en-US" w:bidi="ar-SA"/>
               </w:rPr>
               <w:t>النشاط رقم 1</w:t>
             </w:r>
@@ -1253,6 +1431,10 @@
           <w:p>
             <w:pPr>
               <w:bidi/>
+              <w:rPr>
+                <w:rtl/>
+                <w:lang w:val="en-US" w:bidi="ar-SA"/>
+              </w:rPr>
             </w:pPr>
             <w:r/>
             <w:r>
@@ -1260,6 +1442,8 @@
                 <w:rFonts w:ascii="Times New Roman" w:hAnsi="Times New Roman" w:cs="Times New Roman"/>
                 <w:b w:val="0"/>
                 <w:sz w:val="28"/>
+                <w:rtl/>
+                <w:lang w:val="en-US" w:bidi="ar-SA"/>
               </w:rPr>
               <w:t>استراتيجية: (التعلم باللعب والاستقصاء)</w:t>
             </w:r>
@@ -1267,12 +1451,18 @@
           <w:p>
             <w:pPr>
               <w:bidi/>
+              <w:rPr>
+                <w:rtl/>
+                <w:lang w:val="en-US" w:bidi="ar-SA"/>
+              </w:rPr>
             </w:pPr>
             <w:r>
               <w:rPr>
                 <w:rFonts w:ascii="Times New Roman" w:hAnsi="Times New Roman" w:cs="Times New Roman"/>
                 <w:b w:val="0"/>
                 <w:sz w:val="28"/>
+                <w:rtl/>
+                <w:lang w:val="en-US" w:bidi="ar-SA"/>
               </w:rPr>
               <w:t xml:space="preserve">يحقق الهدف المعرفي 2 والهدف الوجداني 1          5د   </w:t>
             </w:r>
@@ -1333,6 +1523,10 @@
           <w:p>
             <w:pPr>
               <w:bidi/>
+              <w:rPr>
+                <w:rtl/>
+                <w:lang w:val="en-US" w:bidi="ar-SA"/>
+              </w:rPr>
             </w:pPr>
             <w:r/>
             <w:r>
@@ -1340,6 +1534,8 @@
                 <w:rFonts w:ascii="Times New Roman" w:hAnsi="Times New Roman" w:cs="Times New Roman"/>
                 <w:b w:val="0"/>
                 <w:sz w:val="28"/>
+                <w:rtl/>
+                <w:lang w:val="en-US" w:bidi="ar-SA"/>
               </w:rPr>
               <w:t>أعرض رموز العناصر دون نقاط، وأطلب من كل مجموعة تقدير عدد النقاط الممكنة لكل عنصر بالاعتماد على رقم المجموعة.</w:t>
             </w:r>
@@ -1347,12 +1543,18 @@
           <w:p>
             <w:pPr>
               <w:bidi/>
+              <w:rPr>
+                <w:rtl/>
+                <w:lang w:val="en-US" w:bidi="ar-SA"/>
+              </w:rPr>
             </w:pPr>
             <w:r>
               <w:rPr>
                 <w:rFonts w:ascii="Times New Roman" w:hAnsi="Times New Roman" w:cs="Times New Roman"/>
                 <w:b w:val="0"/>
                 <w:sz w:val="28"/>
+                <w:rtl/>
+                <w:lang w:val="en-US" w:bidi="ar-SA"/>
               </w:rPr>
               <w:t>ثم أكشف أن هذه النقاط هي إلكترونات التكافؤ، وأن هذا التمثيل يسمى الترتيب الإلكتروني النقطي، ابتكره جلبرت لويس.</w:t>
             </w:r>
@@ -1363,6 +1565,10 @@
     <w:p>
       <w:pPr>
         <w:bidi/>
+        <w:rPr>
+          <w:rtl/>
+          <w:lang w:val="en-US" w:bidi="ar-SA"/>
+        </w:rPr>
       </w:pPr>
     </w:p>
     <w:tbl>
@@ -1384,6 +1590,10 @@
           <w:p>
             <w:pPr>
               <w:bidi/>
+              <w:rPr>
+                <w:rtl/>
+                <w:lang w:val="en-US" w:bidi="ar-SA"/>
+              </w:rPr>
             </w:pPr>
             <w:r/>
             <w:r>
@@ -1391,6 +1601,8 @@
                 <w:rFonts w:ascii="Times New Roman" w:hAnsi="Times New Roman" w:cs="Times New Roman"/>
                 <w:b/>
                 <w:sz w:val="28"/>
+                <w:rtl/>
+                <w:lang w:val="en-US" w:bidi="ar-SA"/>
               </w:rPr>
               <w:t>المرحلة الثانية: الاستكشاف والتعلم</w:t>
             </w:r>
@@ -1401,6 +1613,10 @@
     <w:p>
       <w:pPr>
         <w:bidi/>
+        <w:rPr>
+          <w:rtl/>
+          <w:lang w:val="en-US" w:bidi="ar-SA"/>
+        </w:rPr>
       </w:pPr>
     </w:p>
     <w:tbl>
@@ -1423,6 +1639,10 @@
           <w:p>
             <w:pPr>
               <w:bidi/>
+              <w:rPr>
+                <w:rtl/>
+                <w:lang w:val="en-US" w:bidi="ar-SA"/>
+              </w:rPr>
             </w:pPr>
             <w:r/>
             <w:r>
@@ -1430,6 +1650,8 @@
                 <w:rFonts w:ascii="Times New Roman" w:hAnsi="Times New Roman" w:cs="Times New Roman"/>
                 <w:b/>
                 <w:sz w:val="28"/>
+                <w:rtl/>
+                <w:lang w:val="en-US" w:bidi="ar-SA"/>
               </w:rPr>
               <w:t>ابنِ رمزك بالملصقات</w:t>
             </w:r>
@@ -1443,6 +1665,10 @@
           <w:p>
             <w:pPr>
               <w:bidi/>
+              <w:rPr>
+                <w:rtl/>
+                <w:lang w:val="en-US" w:bidi="ar-SA"/>
+              </w:rPr>
             </w:pPr>
             <w:r/>
             <w:r>
@@ -1450,6 +1676,8 @@
                 <w:rFonts w:ascii="Times New Roman" w:hAnsi="Times New Roman" w:cs="Times New Roman"/>
                 <w:b/>
                 <w:sz w:val="28"/>
+                <w:rtl/>
+                <w:lang w:val="en-US" w:bidi="ar-SA"/>
               </w:rPr>
               <w:t>النشاط رقم 2</w:t>
             </w:r>
@@ -1465,6 +1693,10 @@
           <w:p>
             <w:pPr>
               <w:bidi/>
+              <w:rPr>
+                <w:rtl/>
+                <w:lang w:val="en-US" w:bidi="ar-SA"/>
+              </w:rPr>
             </w:pPr>
             <w:r/>
             <w:r>
@@ -1472,6 +1704,8 @@
                 <w:rFonts w:ascii="Times New Roman" w:hAnsi="Times New Roman" w:cs="Times New Roman"/>
                 <w:b w:val="0"/>
                 <w:sz w:val="28"/>
+                <w:rtl/>
+                <w:lang w:val="en-US" w:bidi="ar-SA"/>
               </w:rPr>
               <w:t>استراتيجية: (النمذجة، تطوير النماذج واستخدامها)</w:t>
             </w:r>
@@ -1479,12 +1713,18 @@
           <w:p>
             <w:pPr>
               <w:bidi/>
+              <w:rPr>
+                <w:rtl/>
+                <w:lang w:val="en-US" w:bidi="ar-SA"/>
+              </w:rPr>
             </w:pPr>
             <w:r>
               <w:rPr>
                 <w:rFonts w:ascii="Times New Roman" w:hAnsi="Times New Roman" w:cs="Times New Roman"/>
                 <w:b w:val="0"/>
                 <w:sz w:val="28"/>
+                <w:rtl/>
+                <w:lang w:val="en-US" w:bidi="ar-SA"/>
               </w:rPr>
               <w:t xml:space="preserve">يحقق الهدف المعرفي 1، 3 والهدف المهاري 1          5د   </w:t>
             </w:r>
@@ -1545,6 +1785,10 @@
           <w:p>
             <w:pPr>
               <w:bidi/>
+              <w:rPr>
+                <w:rtl/>
+                <w:lang w:val="en-US" w:bidi="ar-SA"/>
+              </w:rPr>
             </w:pPr>
             <w:r/>
             <w:r>
@@ -1552,6 +1796,8 @@
                 <w:rFonts w:ascii="Times New Roman" w:hAnsi="Times New Roman" w:cs="Times New Roman"/>
                 <w:b w:val="0"/>
                 <w:sz w:val="28"/>
+                <w:rtl/>
+                <w:lang w:val="en-US" w:bidi="ar-SA"/>
               </w:rPr>
               <w:t>تقرأ كل مجموعة الخطوات المكتوبة على الورقة: 1) ضعي ملصقًا واحدًا في كل جهة من الجهات الأربع حول الرمز، 2) إذا بقي إلكترون زائد فاقرنيه مع أحد الملصقات، 3) تحققي من العدد بالرجوع إلى رقم المجموعة.</w:t>
             </w:r>
@@ -1559,12 +1805,18 @@
           <w:p>
             <w:pPr>
               <w:bidi/>
+              <w:rPr>
+                <w:rtl/>
+                <w:lang w:val="en-US" w:bidi="ar-SA"/>
+              </w:rPr>
             </w:pPr>
             <w:r>
               <w:rPr>
                 <w:rFonts w:ascii="Times New Roman" w:hAnsi="Times New Roman" w:cs="Times New Roman"/>
                 <w:b w:val="0"/>
                 <w:sz w:val="28"/>
+                <w:rtl/>
+                <w:lang w:val="en-US" w:bidi="ar-SA"/>
               </w:rPr>
               <w:t>أتجوّل وأسأل: لماذا نبدأ بالنقاط المفردة قبل الإقران؟</w:t>
             </w:r>
@@ -1575,6 +1827,10 @@
     <w:p>
       <w:pPr>
         <w:bidi/>
+        <w:rPr>
+          <w:rtl/>
+          <w:lang w:val="en-US" w:bidi="ar-SA"/>
+        </w:rPr>
       </w:pPr>
     </w:p>
     <w:tbl>
@@ -1597,6 +1853,10 @@
           <w:p>
             <w:pPr>
               <w:bidi/>
+              <w:rPr>
+                <w:rtl/>
+                <w:lang w:val="en-US" w:bidi="ar-SA"/>
+              </w:rPr>
             </w:pPr>
             <w:r/>
             <w:r>
@@ -1604,6 +1864,8 @@
                 <w:rFonts w:ascii="Times New Roman" w:hAnsi="Times New Roman" w:cs="Times New Roman"/>
                 <w:b/>
                 <w:sz w:val="28"/>
+                <w:rtl/>
+                <w:lang w:val="en-US" w:bidi="ar-SA"/>
               </w:rPr>
               <w:t>المختبر الحي: ضع نقاطك في مكانها</w:t>
             </w:r>
@@ -1617,6 +1879,10 @@
           <w:p>
             <w:pPr>
               <w:bidi/>
+              <w:rPr>
+                <w:rtl/>
+                <w:lang w:val="en-US" w:bidi="ar-SA"/>
+              </w:rPr>
             </w:pPr>
             <w:r/>
             <w:r>
@@ -1624,6 +1890,8 @@
                 <w:rFonts w:ascii="Times New Roman" w:hAnsi="Times New Roman" w:cs="Times New Roman"/>
                 <w:b/>
                 <w:sz w:val="28"/>
+                <w:rtl/>
+                <w:lang w:val="en-US" w:bidi="ar-SA"/>
               </w:rPr>
               <w:t>النشاط رقم 3</w:t>
             </w:r>
@@ -1639,6 +1907,10 @@
           <w:p>
             <w:pPr>
               <w:bidi/>
+              <w:rPr>
+                <w:rtl/>
+                <w:lang w:val="en-US" w:bidi="ar-SA"/>
+              </w:rPr>
             </w:pPr>
             <w:r/>
             <w:r>
@@ -1646,6 +1918,8 @@
                 <w:rFonts w:ascii="Times New Roman" w:hAnsi="Times New Roman" w:cs="Times New Roman"/>
                 <w:b w:val="0"/>
                 <w:sz w:val="28"/>
+                <w:rtl/>
+                <w:lang w:val="en-US" w:bidi="ar-SA"/>
               </w:rPr>
               <w:t>استراتيجية: (التعلم الذاتي الرقمي والاستقصاء)</w:t>
             </w:r>
@@ -1653,12 +1927,18 @@
           <w:p>
             <w:pPr>
               <w:bidi/>
+              <w:rPr>
+                <w:rtl/>
+                <w:lang w:val="en-US" w:bidi="ar-SA"/>
+              </w:rPr>
             </w:pPr>
             <w:r>
               <w:rPr>
                 <w:rFonts w:ascii="Times New Roman" w:hAnsi="Times New Roman" w:cs="Times New Roman"/>
                 <w:b w:val="0"/>
                 <w:sz w:val="28"/>
+                <w:rtl/>
+                <w:lang w:val="en-US" w:bidi="ar-SA"/>
               </w:rPr>
               <w:t xml:space="preserve">يحقق الهدف المعرفي 2، 3          5د   </w:t>
             </w:r>
@@ -1719,6 +1999,10 @@
           <w:p>
             <w:pPr>
               <w:bidi/>
+              <w:rPr>
+                <w:rtl/>
+                <w:lang w:val="en-US" w:bidi="ar-SA"/>
+              </w:rPr>
             </w:pPr>
             <w:r/>
             <w:r>
@@ -1726,6 +2010,8 @@
                 <w:rFonts w:ascii="Times New Roman" w:hAnsi="Times New Roman" w:cs="Times New Roman"/>
                 <w:b w:val="0"/>
                 <w:sz w:val="28"/>
+                <w:rtl/>
+                <w:lang w:val="en-US" w:bidi="ar-SA"/>
               </w:rPr>
               <w:t>تكتب كل طالبة الترتيب النقطي بنفسها في الكتاب الحي للعناصر المعروضة، ثم تقارن إجابتها بالتغذية الراجعة.</w:t>
             </w:r>
@@ -1733,12 +2019,18 @@
           <w:p>
             <w:pPr>
               <w:bidi/>
+              <w:rPr>
+                <w:rtl/>
+                <w:lang w:val="en-US" w:bidi="ar-SA"/>
+              </w:rPr>
             </w:pPr>
             <w:r>
               <w:rPr>
                 <w:rFonts w:ascii="Times New Roman" w:hAnsi="Times New Roman" w:cs="Times New Roman"/>
                 <w:b w:val="0"/>
                 <w:sz w:val="28"/>
+                <w:rtl/>
+                <w:lang w:val="en-US" w:bidi="ar-SA"/>
               </w:rPr>
               <w:t>أوجّه الطالبات إلى تسجيل أي خطأ في موضع النقاط وتصحيحه مع زميلتها.</w:t>
             </w:r>
@@ -1749,6 +2041,10 @@
     <w:p>
       <w:pPr>
         <w:bidi/>
+        <w:rPr>
+          <w:rtl/>
+          <w:lang w:val="en-US" w:bidi="ar-SA"/>
+        </w:rPr>
       </w:pPr>
     </w:p>
     <w:tbl>
@@ -1771,6 +2067,10 @@
           <w:p>
             <w:pPr>
               <w:bidi/>
+              <w:rPr>
+                <w:rtl/>
+                <w:lang w:val="en-US" w:bidi="ar-SA"/>
+              </w:rPr>
             </w:pPr>
             <w:r/>
             <w:r>
@@ -1778,6 +2078,8 @@
                 <w:rFonts w:ascii="Times New Roman" w:hAnsi="Times New Roman" w:cs="Times New Roman"/>
                 <w:b/>
                 <w:sz w:val="28"/>
+                <w:rtl/>
+                <w:lang w:val="en-US" w:bidi="ar-SA"/>
               </w:rPr>
               <w:t>فريق الرسم: تمرين (2) في الدورة الثانية</w:t>
             </w:r>
@@ -1791,6 +2093,10 @@
           <w:p>
             <w:pPr>
               <w:bidi/>
+              <w:rPr>
+                <w:rtl/>
+                <w:lang w:val="en-US" w:bidi="ar-SA"/>
+              </w:rPr>
             </w:pPr>
             <w:r/>
             <w:r>
@@ -1798,6 +2104,8 @@
                 <w:rFonts w:ascii="Times New Roman" w:hAnsi="Times New Roman" w:cs="Times New Roman"/>
                 <w:b/>
                 <w:sz w:val="28"/>
+                <w:rtl/>
+                <w:lang w:val="en-US" w:bidi="ar-SA"/>
               </w:rPr>
               <w:t>النشاط رقم 4</w:t>
             </w:r>
@@ -1813,6 +2121,10 @@
           <w:p>
             <w:pPr>
               <w:bidi/>
+              <w:rPr>
+                <w:rtl/>
+                <w:lang w:val="en-US" w:bidi="ar-SA"/>
+              </w:rPr>
             </w:pPr>
             <w:r/>
             <w:r>
@@ -1820,6 +2132,8 @@
                 <w:rFonts w:ascii="Times New Roman" w:hAnsi="Times New Roman" w:cs="Times New Roman"/>
                 <w:b w:val="0"/>
                 <w:sz w:val="28"/>
+                <w:rtl/>
+                <w:lang w:val="en-US" w:bidi="ar-SA"/>
               </w:rPr>
               <w:t>استراتيجية: (تحليل البيانات، التعلم التعاوني)</w:t>
             </w:r>
@@ -1827,12 +2141,18 @@
           <w:p>
             <w:pPr>
               <w:bidi/>
+              <w:rPr>
+                <w:rtl/>
+                <w:lang w:val="en-US" w:bidi="ar-SA"/>
+              </w:rPr>
             </w:pPr>
             <w:r>
               <w:rPr>
                 <w:rFonts w:ascii="Times New Roman" w:hAnsi="Times New Roman" w:cs="Times New Roman"/>
                 <w:b w:val="0"/>
                 <w:sz w:val="28"/>
+                <w:rtl/>
+                <w:lang w:val="en-US" w:bidi="ar-SA"/>
               </w:rPr>
               <w:t xml:space="preserve">يحقق الهدف المهاري 1، 2          10د   </w:t>
             </w:r>
@@ -1893,6 +2213,10 @@
           <w:p>
             <w:pPr>
               <w:bidi/>
+              <w:rPr>
+                <w:rtl/>
+                <w:lang w:val="en-US" w:bidi="ar-SA"/>
+              </w:rPr>
             </w:pPr>
             <w:r/>
             <w:r>
@@ -1900,6 +2224,8 @@
                 <w:rFonts w:ascii="Times New Roman" w:hAnsi="Times New Roman" w:cs="Times New Roman"/>
                 <w:b w:val="0"/>
                 <w:sz w:val="28"/>
+                <w:rtl/>
+                <w:lang w:val="en-US" w:bidi="ar-SA"/>
               </w:rPr>
               <w:t>أطلب من المجموعات إكمال جدول تمرين (2) للعناصر K (2,8,8,1)، وN (2,5)، وC (2,4)، وH (1): التوزيع حسب مستويات الطاقة، ثم الترتيب النقطي.</w:t>
             </w:r>
@@ -1907,12 +2233,18 @@
           <w:p>
             <w:pPr>
               <w:bidi/>
+              <w:rPr>
+                <w:rtl/>
+                <w:lang w:val="en-US" w:bidi="ar-SA"/>
+              </w:rPr>
             </w:pPr>
             <w:r>
               <w:rPr>
                 <w:rFonts w:ascii="Times New Roman" w:hAnsi="Times New Roman" w:cs="Times New Roman"/>
                 <w:b w:val="0"/>
                 <w:sz w:val="28"/>
+                <w:rtl/>
+                <w:lang w:val="en-US" w:bidi="ar-SA"/>
               </w:rPr>
               <w:t>أناقش الحلول، وأوجّه الطالبات لملاحظة أن N فيه زوج واحد وثلاث نقاط مفردة، وأن C فيه أربع نقاط مفردة.</w:t>
             </w:r>
@@ -1923,6 +2255,10 @@
     <w:p>
       <w:pPr>
         <w:bidi/>
+        <w:rPr>
+          <w:rtl/>
+          <w:lang w:val="en-US" w:bidi="ar-SA"/>
+        </w:rPr>
       </w:pPr>
     </w:p>
     <w:tbl>
@@ -1945,6 +2281,10 @@
           <w:p>
             <w:pPr>
               <w:bidi/>
+              <w:rPr>
+                <w:rtl/>
+                <w:lang w:val="en-US" w:bidi="ar-SA"/>
+              </w:rPr>
             </w:pPr>
             <w:r/>
             <w:r>
@@ -1952,6 +2292,8 @@
                 <w:rFonts w:ascii="Times New Roman" w:hAnsi="Times New Roman" w:cs="Times New Roman"/>
                 <w:b/>
                 <w:sz w:val="28"/>
+                <w:rtl/>
+                <w:lang w:val="en-US" w:bidi="ar-SA"/>
               </w:rPr>
               <w:t>توائم المجموعة: Li وNa وK</w:t>
             </w:r>
@@ -1965,6 +2307,10 @@
           <w:p>
             <w:pPr>
               <w:bidi/>
+              <w:rPr>
+                <w:rtl/>
+                <w:lang w:val="en-US" w:bidi="ar-SA"/>
+              </w:rPr>
             </w:pPr>
             <w:r/>
             <w:r>
@@ -1972,6 +2318,8 @@
                 <w:rFonts w:ascii="Times New Roman" w:hAnsi="Times New Roman" w:cs="Times New Roman"/>
                 <w:b/>
                 <w:sz w:val="28"/>
+                <w:rtl/>
+                <w:lang w:val="en-US" w:bidi="ar-SA"/>
               </w:rPr>
               <w:t>النشاط رقم 5</w:t>
             </w:r>
@@ -1987,6 +2335,10 @@
           <w:p>
             <w:pPr>
               <w:bidi/>
+              <w:rPr>
+                <w:rtl/>
+                <w:lang w:val="en-US" w:bidi="ar-SA"/>
+              </w:rPr>
             </w:pPr>
             <w:r/>
             <w:r>
@@ -1994,6 +2346,8 @@
                 <w:rFonts w:ascii="Times New Roman" w:hAnsi="Times New Roman" w:cs="Times New Roman"/>
                 <w:b w:val="0"/>
                 <w:sz w:val="28"/>
+                <w:rtl/>
+                <w:lang w:val="en-US" w:bidi="ar-SA"/>
               </w:rPr>
               <w:t>استراتيجية: (المحقق العلمي، التعلم التعاوني)</w:t>
             </w:r>
@@ -2001,12 +2355,18 @@
           <w:p>
             <w:pPr>
               <w:bidi/>
+              <w:rPr>
+                <w:rtl/>
+                <w:lang w:val="en-US" w:bidi="ar-SA"/>
+              </w:rPr>
             </w:pPr>
             <w:r>
               <w:rPr>
                 <w:rFonts w:ascii="Times New Roman" w:hAnsi="Times New Roman" w:cs="Times New Roman"/>
                 <w:b w:val="0"/>
                 <w:sz w:val="28"/>
+                <w:rtl/>
+                <w:lang w:val="en-US" w:bidi="ar-SA"/>
               </w:rPr>
               <w:t xml:space="preserve">يحقق الهدف المعرفي 3 والهدف المهاري 2          10د   </w:t>
             </w:r>
@@ -2067,6 +2427,10 @@
           <w:p>
             <w:pPr>
               <w:bidi/>
+              <w:rPr>
+                <w:rtl/>
+                <w:lang w:val="en-US" w:bidi="ar-SA"/>
+              </w:rPr>
             </w:pPr>
             <w:r/>
             <w:r>
@@ -2074,6 +2438,8 @@
                 <w:rFonts w:ascii="Times New Roman" w:hAnsi="Times New Roman" w:cs="Times New Roman"/>
                 <w:b w:val="0"/>
                 <w:sz w:val="28"/>
+                <w:rtl/>
+                <w:lang w:val="en-US" w:bidi="ar-SA"/>
               </w:rPr>
               <w:t>تمثل كل مجموعة الترتيب النقطي للعناصر Li وNa وK، وتقارن عدد النقاط وموقعها، ثم تكتب العلاقة بين رقم المجموعة وعدد النقاط.</w:t>
             </w:r>
@@ -2081,12 +2447,18 @@
           <w:p>
             <w:pPr>
               <w:bidi/>
+              <w:rPr>
+                <w:rtl/>
+                <w:lang w:val="en-US" w:bidi="ar-SA"/>
+              </w:rPr>
             </w:pPr>
             <w:r>
               <w:rPr>
                 <w:rFonts w:ascii="Times New Roman" w:hAnsi="Times New Roman" w:cs="Times New Roman"/>
                 <w:b w:val="0"/>
                 <w:sz w:val="28"/>
+                <w:rtl/>
+                <w:lang w:val="en-US" w:bidi="ar-SA"/>
               </w:rPr>
               <w:t>أوجّه المجموعات لاستنتاج أن عناصر المجموعة الواحدة لها عدد متساوٍ من النقاط، وأن ذلك يفسّر تشابه خواصها الكيميائية.</w:t>
             </w:r>
@@ -2097,6 +2469,10 @@
     <w:p>
       <w:pPr>
         <w:bidi/>
+        <w:rPr>
+          <w:rtl/>
+          <w:lang w:val="en-US" w:bidi="ar-SA"/>
+        </w:rPr>
       </w:pPr>
     </w:p>
     <w:tbl>
@@ -2118,6 +2494,10 @@
           <w:p>
             <w:pPr>
               <w:bidi/>
+              <w:rPr>
+                <w:rtl/>
+                <w:lang w:val="en-US" w:bidi="ar-SA"/>
+              </w:rPr>
             </w:pPr>
             <w:r/>
             <w:r>
@@ -2125,6 +2505,8 @@
                 <w:rFonts w:ascii="Times New Roman" w:hAnsi="Times New Roman" w:cs="Times New Roman"/>
                 <w:b/>
                 <w:sz w:val="28"/>
+                <w:rtl/>
+                <w:lang w:val="en-US" w:bidi="ar-SA"/>
               </w:rPr>
               <w:t>المرحلة الثالثة: التعمق والتقييم</w:t>
             </w:r>
@@ -2135,6 +2517,10 @@
     <w:p>
       <w:pPr>
         <w:bidi/>
+        <w:rPr>
+          <w:rtl/>
+          <w:lang w:val="en-US" w:bidi="ar-SA"/>
+        </w:rPr>
       </w:pPr>
     </w:p>
     <w:tbl>
@@ -2156,6 +2542,10 @@
           <w:p>
             <w:pPr>
               <w:bidi/>
+              <w:rPr>
+                <w:rtl/>
+                <w:lang w:val="en-US" w:bidi="ar-SA"/>
+              </w:rPr>
             </w:pPr>
             <w:r/>
             <w:r>
@@ -2163,6 +2553,8 @@
                 <w:rFonts w:ascii="Times New Roman" w:hAnsi="Times New Roman" w:cs="Times New Roman"/>
                 <w:b/>
                 <w:sz w:val="28"/>
+                <w:rtl/>
+                <w:lang w:val="en-US" w:bidi="ar-SA"/>
               </w:rPr>
               <w:t>التقويم الصفي: رسم الترتيب النقطي لعناصر من الدورة الثالثة</w:t>
             </w:r>
@@ -2177,6 +2569,10 @@
           <w:p>
             <w:pPr>
               <w:bidi/>
+              <w:rPr>
+                <w:rtl/>
+                <w:lang w:val="en-US" w:bidi="ar-SA"/>
+              </w:rPr>
             </w:pPr>
             <w:r/>
             <w:r>
@@ -2184,6 +2580,8 @@
                 <w:rFonts w:ascii="Times New Roman" w:hAnsi="Times New Roman" w:cs="Times New Roman"/>
                 <w:b w:val="0"/>
                 <w:sz w:val="28"/>
+                <w:rtl/>
+                <w:lang w:val="en-US" w:bidi="ar-SA"/>
               </w:rPr>
               <w:t>أطلب من كل مجموعة إكمال التمثيل النقطي للعناصر S (2,8,6)، وCa (2,8,8,2)، وMg (2,8,2) مع ذكر عدد إلكترونات التكافؤ.</w:t>
             </w:r>
@@ -2191,12 +2589,18 @@
           <w:p>
             <w:pPr>
               <w:bidi/>
+              <w:rPr>
+                <w:rtl/>
+                <w:lang w:val="en-US" w:bidi="ar-SA"/>
+              </w:rPr>
             </w:pPr>
             <w:r>
               <w:rPr>
                 <w:rFonts w:ascii="Times New Roman" w:hAnsi="Times New Roman" w:cs="Times New Roman"/>
                 <w:b w:val="0"/>
                 <w:sz w:val="28"/>
+                <w:rtl/>
+                <w:lang w:val="en-US" w:bidi="ar-SA"/>
               </w:rPr>
               <w:t>الزمن: 5 د</w:t>
             </w:r>
@@ -2204,12 +2608,18 @@
           <w:p>
             <w:pPr>
               <w:bidi/>
+              <w:rPr>
+                <w:rtl/>
+                <w:lang w:val="en-US" w:bidi="ar-SA"/>
+              </w:rPr>
             </w:pPr>
             <w:r>
               <w:rPr>
                 <w:rFonts w:ascii="Times New Roman" w:hAnsi="Times New Roman" w:cs="Times New Roman"/>
                 <w:b w:val="0"/>
                 <w:sz w:val="28"/>
+                <w:rtl/>
+                <w:lang w:val="en-US" w:bidi="ar-SA"/>
               </w:rPr>
               <w:t>تذكرة خروج: ارسم التمثيل النقطي لعنصر البورون (B) بعد تحديد إلكترونات التكافؤ له.</w:t>
             </w:r>
@@ -2220,6 +2630,10 @@
     <w:p>
       <w:pPr>
         <w:bidi/>
+        <w:rPr>
+          <w:rtl/>
+          <w:lang w:val="en-US" w:bidi="ar-SA"/>
+        </w:rPr>
       </w:pPr>
     </w:p>
     <w:tbl>
@@ -2240,6 +2654,10 @@
           <w:p>
             <w:pPr>
               <w:bidi/>
+              <w:rPr>
+                <w:rtl/>
+                <w:lang w:val="en-US" w:bidi="ar-SA"/>
+              </w:rPr>
             </w:pPr>
             <w:r/>
             <w:r>
@@ -2247,6 +2665,8 @@
                 <w:rFonts w:ascii="Times New Roman" w:hAnsi="Times New Roman" w:cs="Times New Roman"/>
                 <w:b w:val="0"/>
                 <w:sz w:val="28"/>
+                <w:rtl/>
+                <w:lang w:val="en-US" w:bidi="ar-SA"/>
               </w:rPr>
               <w:t>التقويم اللاصفي: حل تمرين (2) صفحة 110 من كتاب الطالب ومراجعته مع المجموعة.</w:t>
             </w:r>
@@ -2257,6 +2677,10 @@
     <w:p>
       <w:pPr>
         <w:bidi/>
+        <w:rPr>
+          <w:rtl/>
+          <w:lang w:val="en-US" w:bidi="ar-SA"/>
+        </w:rPr>
       </w:pPr>
     </w:p>
     <w:tbl>
@@ -2278,6 +2702,10 @@
           <w:p>
             <w:pPr>
               <w:bidi/>
+              <w:rPr>
+                <w:rtl/>
+                <w:lang w:val="en-US" w:bidi="ar-SA"/>
+              </w:rPr>
             </w:pPr>
             <w:r/>
             <w:r>
@@ -2285,6 +2713,8 @@
                 <w:rFonts w:ascii="Times New Roman" w:hAnsi="Times New Roman" w:cs="Times New Roman"/>
                 <w:b/>
                 <w:sz w:val="28"/>
+                <w:rtl/>
+                <w:lang w:val="en-US" w:bidi="ar-SA"/>
               </w:rPr>
               <w:t>التأمل الانعكاسي</w:t>
             </w:r>
@@ -2295,6 +2725,10 @@
     <w:p>
       <w:pPr>
         <w:bidi/>
+        <w:rPr>
+          <w:rtl/>
+          <w:lang w:val="en-US" w:bidi="ar-SA"/>
+        </w:rPr>
       </w:pPr>
     </w:p>
     <w:tbl>
@@ -2317,6 +2751,10 @@
           <w:p>
             <w:pPr>
               <w:bidi/>
+              <w:rPr>
+                <w:rtl/>
+                <w:lang w:val="en-US" w:bidi="ar-SA"/>
+              </w:rPr>
             </w:pPr>
             <w:r/>
             <w:r>
@@ -2324,6 +2762,8 @@
                 <w:rFonts w:ascii="Times New Roman" w:hAnsi="Times New Roman" w:cs="Times New Roman"/>
                 <w:b w:val="0"/>
                 <w:sz w:val="28"/>
+                <w:rtl/>
+                <w:lang w:val="en-US" w:bidi="ar-SA"/>
               </w:rPr>
               <w:t>ملاحظات...............................</w:t>
             </w:r>
@@ -2336,6 +2776,10 @@
           <w:p>
             <w:pPr>
               <w:bidi/>
+              <w:rPr>
+                <w:rtl/>
+                <w:lang w:val="en-US" w:bidi="ar-SA"/>
+              </w:rPr>
             </w:pPr>
             <w:r/>
             <w:r>
@@ -2343,6 +2787,8 @@
                 <w:rFonts w:ascii="Times New Roman" w:hAnsi="Times New Roman" w:cs="Times New Roman"/>
                 <w:b w:val="0"/>
                 <w:sz w:val="28"/>
+                <w:rtl/>
+                <w:lang w:val="en-US" w:bidi="ar-SA"/>
               </w:rPr>
               <w:t>☆ ☆ ☆ ☆ ☆</w:t>
             </w:r>
@@ -2356,6 +2802,10 @@
           <w:p>
             <w:pPr>
               <w:bidi/>
+              <w:rPr>
+                <w:rtl/>
+                <w:lang w:val="en-US" w:bidi="ar-SA"/>
+              </w:rPr>
             </w:pPr>
             <w:r/>
             <w:r>
@@ -2363,6 +2813,8 @@
                 <w:rFonts w:ascii="Times New Roman" w:hAnsi="Times New Roman" w:cs="Times New Roman"/>
                 <w:b/>
                 <w:sz w:val="28"/>
+                <w:rtl/>
+                <w:lang w:val="en-US" w:bidi="ar-SA"/>
               </w:rPr>
               <w:t>إعدادي الكتابي</w:t>
             </w:r>
@@ -2377,6 +2829,10 @@
           <w:p>
             <w:pPr>
               <w:bidi/>
+              <w:rPr>
+                <w:rtl/>
+                <w:lang w:val="en-US" w:bidi="ar-SA"/>
+              </w:rPr>
             </w:pPr>
             <w:r/>
             <w:r>
@@ -2384,6 +2840,8 @@
                 <w:rFonts w:ascii="Times New Roman" w:hAnsi="Times New Roman" w:cs="Times New Roman"/>
                 <w:b w:val="0"/>
                 <w:sz w:val="28"/>
+                <w:rtl/>
+                <w:lang w:val="en-US" w:bidi="ar-SA"/>
               </w:rPr>
               <w:t>ملاحظات...............................</w:t>
             </w:r>
@@ -2396,6 +2854,10 @@
           <w:p>
             <w:pPr>
               <w:bidi/>
+              <w:rPr>
+                <w:rtl/>
+                <w:lang w:val="en-US" w:bidi="ar-SA"/>
+              </w:rPr>
             </w:pPr>
             <w:r/>
             <w:r>
@@ -2403,6 +2865,8 @@
                 <w:rFonts w:ascii="Times New Roman" w:hAnsi="Times New Roman" w:cs="Times New Roman"/>
                 <w:b w:val="0"/>
                 <w:sz w:val="28"/>
+                <w:rtl/>
+                <w:lang w:val="en-US" w:bidi="ar-SA"/>
               </w:rPr>
               <w:t>☆ ☆ ☆ ☆ ☆</w:t>
             </w:r>
@@ -2416,6 +2880,10 @@
           <w:p>
             <w:pPr>
               <w:bidi/>
+              <w:rPr>
+                <w:rtl/>
+                <w:lang w:val="en-US" w:bidi="ar-SA"/>
+              </w:rPr>
             </w:pPr>
             <w:r/>
             <w:r>
@@ -2423,6 +2891,8 @@
                 <w:rFonts w:ascii="Times New Roman" w:hAnsi="Times New Roman" w:cs="Times New Roman"/>
                 <w:b/>
                 <w:sz w:val="28"/>
+                <w:rtl/>
+                <w:lang w:val="en-US" w:bidi="ar-SA"/>
               </w:rPr>
               <w:t>أدائي داخل الحصة</w:t>
             </w:r>
@@ -2437,6 +2907,10 @@
           <w:p>
             <w:pPr>
               <w:bidi/>
+              <w:rPr>
+                <w:rtl/>
+                <w:lang w:val="en-US" w:bidi="ar-SA"/>
+              </w:rPr>
             </w:pPr>
             <w:r/>
             <w:r>
@@ -2444,6 +2918,8 @@
                 <w:rFonts w:ascii="Times New Roman" w:hAnsi="Times New Roman" w:cs="Times New Roman"/>
                 <w:b w:val="0"/>
                 <w:sz w:val="28"/>
+                <w:rtl/>
+                <w:lang w:val="en-US" w:bidi="ar-SA"/>
               </w:rPr>
               <w:t>ملاحظات...............................</w:t>
             </w:r>
@@ -2456,6 +2932,10 @@
           <w:p>
             <w:pPr>
               <w:bidi/>
+              <w:rPr>
+                <w:rtl/>
+                <w:lang w:val="en-US" w:bidi="ar-SA"/>
+              </w:rPr>
             </w:pPr>
             <w:r/>
             <w:r>
@@ -2463,6 +2943,8 @@
                 <w:rFonts w:ascii="Times New Roman" w:hAnsi="Times New Roman" w:cs="Times New Roman"/>
                 <w:b w:val="0"/>
                 <w:sz w:val="28"/>
+                <w:rtl/>
+                <w:lang w:val="en-US" w:bidi="ar-SA"/>
               </w:rPr>
               <w:t>☆ ☆ ☆ ☆ ☆</w:t>
             </w:r>
@@ -2476,6 +2958,10 @@
           <w:p>
             <w:pPr>
               <w:bidi/>
+              <w:rPr>
+                <w:rtl/>
+                <w:lang w:val="en-US" w:bidi="ar-SA"/>
+              </w:rPr>
             </w:pPr>
             <w:r/>
             <w:r>
@@ -2483,6 +2969,8 @@
                 <w:rFonts w:ascii="Times New Roman" w:hAnsi="Times New Roman" w:cs="Times New Roman"/>
                 <w:b/>
                 <w:sz w:val="28"/>
+                <w:rtl/>
+                <w:lang w:val="en-US" w:bidi="ar-SA"/>
               </w:rPr>
               <w:t>مدى تنوع الأنشطة</w:t>
             </w:r>
@@ -2497,6 +2985,10 @@
           <w:p>
             <w:pPr>
               <w:bidi/>
+              <w:rPr>
+                <w:rtl/>
+                <w:lang w:val="en-US" w:bidi="ar-SA"/>
+              </w:rPr>
             </w:pPr>
             <w:r/>
             <w:r>
@@ -2504,6 +2996,8 @@
                 <w:rFonts w:ascii="Times New Roman" w:hAnsi="Times New Roman" w:cs="Times New Roman"/>
                 <w:b w:val="0"/>
                 <w:sz w:val="28"/>
+                <w:rtl/>
+                <w:lang w:val="en-US" w:bidi="ar-SA"/>
               </w:rPr>
               <w:t>ملاحظات...............................</w:t>
             </w:r>
@@ -2516,6 +3010,10 @@
           <w:p>
             <w:pPr>
               <w:bidi/>
+              <w:rPr>
+                <w:rtl/>
+                <w:lang w:val="en-US" w:bidi="ar-SA"/>
+              </w:rPr>
             </w:pPr>
             <w:r/>
             <w:r>
@@ -2523,6 +3021,8 @@
                 <w:rFonts w:ascii="Times New Roman" w:hAnsi="Times New Roman" w:cs="Times New Roman"/>
                 <w:b w:val="0"/>
                 <w:sz w:val="28"/>
+                <w:rtl/>
+                <w:lang w:val="en-US" w:bidi="ar-SA"/>
               </w:rPr>
               <w:t>☆ ☆ ☆ ☆ ☆</w:t>
             </w:r>
@@ -2536,6 +3036,10 @@
           <w:p>
             <w:pPr>
               <w:bidi/>
+              <w:rPr>
+                <w:rtl/>
+                <w:lang w:val="en-US" w:bidi="ar-SA"/>
+              </w:rPr>
             </w:pPr>
             <w:r/>
             <w:r>
@@ -2543,6 +3047,8 @@
                 <w:rFonts w:ascii="Times New Roman" w:hAnsi="Times New Roman" w:cs="Times New Roman"/>
                 <w:b/>
                 <w:sz w:val="28"/>
+                <w:rtl/>
+                <w:lang w:val="en-US" w:bidi="ar-SA"/>
               </w:rPr>
               <w:t>تفاعل المتعلمات</w:t>
             </w:r>
@@ -2557,6 +3063,10 @@
           <w:p>
             <w:pPr>
               <w:bidi/>
+              <w:rPr>
+                <w:rtl/>
+                <w:lang w:val="en-US" w:bidi="ar-SA"/>
+              </w:rPr>
             </w:pPr>
             <w:r/>
             <w:r>
@@ -2564,6 +3074,8 @@
                 <w:rFonts w:ascii="Times New Roman" w:hAnsi="Times New Roman" w:cs="Times New Roman"/>
                 <w:b w:val="0"/>
                 <w:sz w:val="28"/>
+                <w:rtl/>
+                <w:lang w:val="en-US" w:bidi="ar-SA"/>
               </w:rPr>
               <w:t>ملاحظات...............................</w:t>
             </w:r>
@@ -2576,6 +3088,10 @@
           <w:p>
             <w:pPr>
               <w:bidi/>
+              <w:rPr>
+                <w:rtl/>
+                <w:lang w:val="en-US" w:bidi="ar-SA"/>
+              </w:rPr>
             </w:pPr>
             <w:r/>
             <w:r>
@@ -2583,6 +3099,8 @@
                 <w:rFonts w:ascii="Times New Roman" w:hAnsi="Times New Roman" w:cs="Times New Roman"/>
                 <w:b w:val="0"/>
                 <w:sz w:val="28"/>
+                <w:rtl/>
+                <w:lang w:val="en-US" w:bidi="ar-SA"/>
               </w:rPr>
               <w:t>☆ ☆ ☆ ☆ ☆</w:t>
             </w:r>
@@ -2596,6 +3114,10 @@
           <w:p>
             <w:pPr>
               <w:bidi/>
+              <w:rPr>
+                <w:rtl/>
+                <w:lang w:val="en-US" w:bidi="ar-SA"/>
+              </w:rPr>
             </w:pPr>
             <w:r/>
             <w:r>
@@ -2603,6 +3125,8 @@
                 <w:rFonts w:ascii="Times New Roman" w:hAnsi="Times New Roman" w:cs="Times New Roman"/>
                 <w:b/>
                 <w:sz w:val="28"/>
+                <w:rtl/>
+                <w:lang w:val="en-US" w:bidi="ar-SA"/>
               </w:rPr>
               <w:t>تطبيق التقويم</w:t>
             </w:r>
@@ -2613,6 +3137,10 @@
     <w:p>
       <w:pPr>
         <w:bidi/>
+        <w:rPr>
+          <w:rtl/>
+          <w:lang w:val="en-US" w:bidi="ar-SA"/>
+        </w:rPr>
       </w:pPr>
     </w:p>
     <w:sectPr>

--- a/lesson-plans/2-الترتيب-الإلكتروني-النقطي.docx
+++ b/lesson-plans/2-الترتيب-الإلكتروني-النقطي.docx
@@ -1215,7 +1215,7 @@
                 <w:rtl/>
                 <w:lang w:val="en-US" w:bidi="ar-SA"/>
               </w:rPr>
-              <w:t>الكتاب المدرسي – البطاقات التشجيعية – الشاشة الذكية – الجدول الدوري – أوراق النشاط A4 (ابنِ رمزك بالملصقات) + ملصقات دائرية + الكتاب الحي (index.html)</w:t>
+              <w:t>الكتاب المدرسي – البطاقات التشجيعية – الشاشة الذكية – الكتاب ثلاثي الأبعاد</w:t>
             </w:r>
           </w:p>
         </w:tc>
@@ -1268,7 +1268,7 @@
                 <w:rtl/>
                 <w:lang w:val="en-US" w:bidi="ar-SA"/>
               </w:rPr>
-              <w:t>مجموعات من 4-5 متعلمات على شكل حرف U</w:t>
+              <w:t>مجموعات من 4 إلى 5 متعلمات على شكل حرف U</w:t>
             </w:r>
           </w:p>
         </w:tc>
